--- a/Courses/Software-Sciences/IT-Module-3-Web-Design/11-HTML-Exam/11.1-HTML-Exam.docx
+++ b/Courses/Software-Sciences/IT-Module-3-Web-Design/11-HTML-Exam/11.1-HTML-Exam.docx
@@ -64,7 +64,7 @@
           <w:noProof/>
         </w:rPr>
         <w:drawing>
-          <wp:inline distT="0" distB="0" distL="0" distR="0" wp14:anchorId="73F5C6D6" wp14:editId="7CE5FDDE">
+          <wp:inline distT="0" distB="0" distL="0" distR="0" wp14:anchorId="73F5C6D6" wp14:editId="4B4AC2F6">
             <wp:extent cx="1065886" cy="497260"/>
             <wp:effectExtent l="0" t="0" r="1270" b="0"/>
             <wp:docPr id="470543985" name="Picture 1"/>
@@ -362,19 +362,7 @@
         <w:rPr>
           <w:lang w:val="bg-BG"/>
         </w:rPr>
-        <w:t xml:space="preserve"> </w:t>
-      </w:r>
-      <w:r>
-        <w:rPr>
-          <w:lang w:val="bg-BG"/>
-        </w:rPr>
-        <w:t>показва</w:t>
-      </w:r>
-      <w:r>
-        <w:rPr>
-          <w:lang w:val="bg-BG"/>
-        </w:rPr>
-        <w:t xml:space="preserve"> текста </w:t>
+        <w:t xml:space="preserve"> показва текста </w:t>
       </w:r>
       <w:r>
         <w:rPr>
@@ -646,13 +634,7 @@
         </w:numPr>
       </w:pPr>
       <w:r>
-        <w:t>&lt;</w:t>
-      </w:r>
-      <w:r>
-        <w:t>ul</w:t>
-      </w:r>
-      <w:r>
-        <w:t>&gt;</w:t>
+        <w:t>&lt;ul&gt;</w:t>
       </w:r>
     </w:p>
     <w:p>
@@ -664,13 +646,7 @@
         </w:numPr>
       </w:pPr>
       <w:r>
-        <w:t>&lt;</w:t>
-      </w:r>
-      <w:r>
-        <w:t>li</w:t>
-      </w:r>
-      <w:r>
-        <w:t>&gt;</w:t>
+        <w:t>&lt;li&gt;</w:t>
       </w:r>
     </w:p>
     <w:p>
@@ -682,13 +658,7 @@
         </w:numPr>
       </w:pPr>
       <w:r>
-        <w:t>&lt;</w:t>
-      </w:r>
-      <w:r>
-        <w:t>order</w:t>
-      </w:r>
-      <w:r>
-        <w:t>&gt;</w:t>
+        <w:t>&lt;order&gt;</w:t>
       </w:r>
     </w:p>
     <w:p>
@@ -1306,6 +1276,9 @@
           <w:ilvl w:val="0"/>
           <w:numId w:val="0"/>
         </w:numPr>
+        <w:rPr>
+          <w:lang w:val="en-US"/>
+        </w:rPr>
       </w:pPr>
       <w:r>
         <w:t>Задач</w:t>
@@ -1318,6 +1291,134 @@
           <w:lang w:val="en-US"/>
         </w:rPr>
         <w:t>:</w:t>
+      </w:r>
+    </w:p>
+    <w:p>
+      <w:r>
+        <w:rPr>
+          <w:lang w:val="bg-BG"/>
+        </w:rPr>
+        <w:t xml:space="preserve">Даден е </w:t>
+      </w:r>
+      <w:r>
+        <w:rPr>
+          <w:b/>
+          <w:bCs/>
+        </w:rPr>
+        <w:t xml:space="preserve">HTML </w:t>
+      </w:r>
+      <w:r>
+        <w:rPr>
+          <w:b/>
+          <w:bCs/>
+          <w:lang w:val="bg-BG"/>
+        </w:rPr>
+        <w:t>документ</w:t>
+      </w:r>
+      <w:r>
+        <w:rPr>
+          <w:lang w:val="bg-BG"/>
+        </w:rPr>
+        <w:t xml:space="preserve">, който съдържа </w:t>
+      </w:r>
+      <w:r>
+        <w:rPr>
+          <w:b/>
+          <w:bCs/>
+          <w:lang w:val="bg-BG"/>
+        </w:rPr>
+        <w:t>структура</w:t>
+      </w:r>
+      <w:r>
+        <w:rPr>
+          <w:lang w:val="bg-BG"/>
+        </w:rPr>
+        <w:t xml:space="preserve"> на </w:t>
+      </w:r>
+      <w:r>
+        <w:rPr>
+          <w:b/>
+          <w:bCs/>
+          <w:lang w:val="bg-BG"/>
+        </w:rPr>
+        <w:t>уеб страница</w:t>
+      </w:r>
+      <w:r>
+        <w:rPr>
+          <w:lang w:val="bg-BG"/>
+        </w:rPr>
+        <w:t xml:space="preserve"> с </w:t>
+      </w:r>
+      <w:r>
+        <w:rPr>
+          <w:b/>
+          <w:bCs/>
+          <w:lang w:val="bg-BG"/>
+        </w:rPr>
+        <w:t>меню</w:t>
+      </w:r>
+      <w:r>
+        <w:rPr>
+          <w:lang w:val="bg-BG"/>
+        </w:rPr>
+        <w:t xml:space="preserve"> и отделни </w:t>
+      </w:r>
+      <w:r>
+        <w:rPr>
+          <w:b/>
+          <w:bCs/>
+          <w:lang w:val="bg-BG"/>
+        </w:rPr>
+        <w:t>секции</w:t>
+      </w:r>
+      <w:r>
+        <w:t xml:space="preserve"> (Personal-Website)</w:t>
+      </w:r>
+      <w:r>
+        <w:rPr>
+          <w:lang w:val="bg-BG"/>
+        </w:rPr>
+        <w:t xml:space="preserve">. Използвайте </w:t>
+      </w:r>
+      <w:r>
+        <w:rPr>
+          <w:lang w:val="bg-BG"/>
+        </w:rPr>
+        <w:t>кода</w:t>
+      </w:r>
+      <w:r>
+        <w:rPr>
+          <w:lang w:val="bg-BG"/>
+        </w:rPr>
+        <w:t xml:space="preserve"> като </w:t>
+      </w:r>
+      <w:r>
+        <w:rPr>
+          <w:b/>
+          <w:bCs/>
+          <w:lang w:val="bg-BG"/>
+        </w:rPr>
+        <w:t>основа</w:t>
+      </w:r>
+      <w:r>
+        <w:rPr>
+          <w:lang w:val="bg-BG"/>
+        </w:rPr>
+        <w:t xml:space="preserve"> и изпълнете поставените </w:t>
+      </w:r>
+      <w:r>
+        <w:rPr>
+          <w:b/>
+          <w:bCs/>
+          <w:lang w:val="bg-BG"/>
+        </w:rPr>
+        <w:t>задачи</w:t>
+      </w:r>
+      <w:r>
+        <w:rPr>
+          <w:lang w:val="bg-BG"/>
+        </w:rPr>
+        <w:t>.</w:t>
       </w:r>
     </w:p>
     <w:p>
@@ -1335,141 +1436,344 @@
         <w:rPr>
           <w:lang w:val="bg-BG"/>
         </w:rPr>
-        <w:t>Схематичен дизайн</w:t>
-      </w:r>
-      <w:r>
-        <w:rPr>
-          <w:lang w:val="bg-BG"/>
-        </w:rPr>
-        <w:t xml:space="preserve"> (</w:t>
-      </w:r>
-      <w:r>
-        <w:t>Wireframe</w:t>
-      </w:r>
-      <w:r>
-        <w:rPr>
-          <w:lang w:val="bg-BG"/>
-        </w:rPr>
-        <w:t>)</w:t>
-      </w:r>
-      <w:r>
-        <w:rPr>
-          <w:lang w:val="bg-BG"/>
-        </w:rPr>
-        <w:t xml:space="preserve"> на уеб сайт</w:t>
-      </w:r>
-    </w:p>
-    <w:p>
-      <w:pPr>
-        <w:rPr>
-          <w:lang w:val="bg-BG"/>
-        </w:rPr>
-      </w:pPr>
-      <w:r>
-        <w:rPr>
-          <w:lang w:val="bg-BG"/>
-        </w:rPr>
-        <w:t xml:space="preserve">С помощта на </w:t>
-      </w:r>
-      <w:hyperlink r:id="rId9" w:history="1">
-        <w:r>
-          <w:rPr>
-            <w:rStyle w:val="Hyperlink"/>
-            <w:lang w:val="en-GB"/>
-          </w:rPr>
-          <w:t>excalidraw</w:t>
-        </w:r>
-        <w:r>
-          <w:rPr>
-            <w:rStyle w:val="Hyperlink"/>
-            <w:lang w:val="bg-BG"/>
-          </w:rPr>
-          <w:t>.</w:t>
-        </w:r>
-        <w:r>
-          <w:rPr>
-            <w:rStyle w:val="Hyperlink"/>
-            <w:lang w:val="en-GB"/>
-          </w:rPr>
-          <w:t>com</w:t>
-        </w:r>
-      </w:hyperlink>
-      <w:r>
-        <w:rPr>
-          <w:lang w:val="bg-BG"/>
-        </w:rPr>
-        <w:t xml:space="preserve"> с</w:t>
-      </w:r>
-      <w:r>
-        <w:rPr>
-          <w:lang w:val="bg-BG"/>
-        </w:rPr>
-        <w:t xml:space="preserve">ъздайте </w:t>
-      </w:r>
-      <w:r>
-        <w:rPr>
-          <w:b/>
-          <w:bCs/>
-          <w:lang w:val="bg-BG"/>
-        </w:rPr>
-        <w:t>схематич</w:t>
-      </w:r>
-      <w:r>
-        <w:rPr>
-          <w:b/>
-          <w:bCs/>
-          <w:lang w:val="bg-BG"/>
-        </w:rPr>
-        <w:t>ен</w:t>
-      </w:r>
-      <w:r>
-        <w:rPr>
-          <w:b/>
-          <w:bCs/>
-          <w:lang w:val="bg-BG"/>
-        </w:rPr>
-        <w:t xml:space="preserve"> дизайн (</w:t>
-      </w:r>
-      <w:r>
-        <w:rPr>
-          <w:b/>
-          <w:bCs/>
-        </w:rPr>
-        <w:t>wireframe</w:t>
-      </w:r>
-      <w:r>
-        <w:rPr>
-          <w:b/>
-          <w:bCs/>
-          <w:lang w:val="bg-BG"/>
-        </w:rPr>
-        <w:t>)</w:t>
-      </w:r>
-      <w:r>
-        <w:rPr>
-          <w:lang w:val="bg-BG"/>
-        </w:rPr>
-        <w:t xml:space="preserve"> на </w:t>
-      </w:r>
-      <w:r>
-        <w:rPr>
-          <w:b/>
-          <w:bCs/>
-          <w:lang w:val="bg-BG"/>
-        </w:rPr>
-        <w:t>началната страница</w:t>
-      </w:r>
-      <w:r>
-        <w:rPr>
-          <w:lang w:val="bg-BG"/>
-        </w:rPr>
-        <w:t xml:space="preserve"> </w:t>
-      </w:r>
-      <w:r>
-        <w:rPr>
-          <w:lang w:val="bg-BG"/>
-        </w:rPr>
-        <w:t xml:space="preserve">на </w:t>
+        <w:t>Създаване на навигация</w:t>
+      </w:r>
+    </w:p>
+    <w:p>
+      <w:pPr>
+        <w:rPr>
+          <w:lang w:val="bg-BG"/>
+        </w:rPr>
+      </w:pPr>
+      <w:r>
+        <w:rPr>
+          <w:lang w:val="bg-BG"/>
+        </w:rPr>
+        <w:t xml:space="preserve">Свържете </w:t>
+      </w:r>
+      <w:r>
+        <w:rPr>
+          <w:b/>
+          <w:bCs/>
+          <w:lang w:val="bg-BG"/>
+        </w:rPr>
+        <w:t>елементите</w:t>
+      </w:r>
+      <w:r>
+        <w:rPr>
+          <w:lang w:val="bg-BG"/>
+        </w:rPr>
+        <w:t xml:space="preserve"> от </w:t>
+      </w:r>
+      <w:r>
+        <w:rPr>
+          <w:b/>
+          <w:bCs/>
+          <w:lang w:val="bg-BG"/>
+        </w:rPr>
+        <w:t>менюто</w:t>
+      </w:r>
+      <w:r>
+        <w:rPr>
+          <w:lang w:val="bg-BG"/>
+        </w:rPr>
+        <w:t xml:space="preserve"> със съответните </w:t>
+      </w:r>
+      <w:r>
+        <w:rPr>
+          <w:b/>
+          <w:bCs/>
+          <w:lang w:val="bg-BG"/>
+        </w:rPr>
+        <w:t>секции</w:t>
+      </w:r>
+      <w:r>
+        <w:rPr>
+          <w:lang w:val="bg-BG"/>
+        </w:rPr>
+        <w:t xml:space="preserve"> чрез </w:t>
+      </w:r>
+      <w:r>
+        <w:rPr>
+          <w:b/>
+          <w:bCs/>
+          <w:lang w:val="bg-BG"/>
+        </w:rPr>
+        <w:t>вътрешни хипервръзки</w:t>
+      </w:r>
+      <w:r>
+        <w:rPr>
+          <w:lang w:val="bg-BG"/>
+        </w:rPr>
+        <w:t>.</w:t>
+      </w:r>
+    </w:p>
+    <w:p>
+      <w:pPr>
+        <w:pStyle w:val="Heading3"/>
+        <w:numPr>
+          <w:ilvl w:val="0"/>
+          <w:numId w:val="4"/>
+        </w:numPr>
+        <w:rPr>
+          <w:lang w:val="bg-BG"/>
+        </w:rPr>
+      </w:pPr>
+      <w:r>
+        <w:rPr>
+          <w:lang w:val="bg-BG"/>
+        </w:rPr>
+        <w:t xml:space="preserve">Добавяне на </w:t>
+      </w:r>
+      <w:r>
+        <w:rPr>
+          <w:lang w:val="bg-BG"/>
+        </w:rPr>
+        <w:t>кратко представяне</w:t>
+      </w:r>
+    </w:p>
+    <w:p>
+      <w:pPr>
+        <w:rPr>
+          <w:lang w:val="bg-BG"/>
+        </w:rPr>
+      </w:pPr>
+      <w:r>
+        <w:rPr>
+          <w:lang w:val="bg-BG"/>
+        </w:rPr>
+        <w:t xml:space="preserve">В секцията </w:t>
+      </w:r>
+      <w:r>
+        <w:rPr>
+          <w:lang w:val="bg-BG"/>
+        </w:rPr>
+        <w:t>"</w:t>
+      </w:r>
+      <w:r>
+        <w:rPr>
+          <w:b/>
+          <w:bCs/>
+          <w:lang w:val="bg-BG"/>
+        </w:rPr>
+        <w:t>За мен</w:t>
+      </w:r>
+      <w:r>
+        <w:rPr>
+          <w:lang w:val="bg-BG"/>
+        </w:rPr>
+        <w:t>"</w:t>
+      </w:r>
+      <w:r>
+        <w:rPr>
+          <w:lang w:val="bg-BG"/>
+        </w:rPr>
+        <w:t xml:space="preserve"> добавете кратко </w:t>
+      </w:r>
+      <w:r>
+        <w:rPr>
+          <w:b/>
+          <w:bCs/>
+          <w:lang w:val="bg-BG"/>
+        </w:rPr>
+        <w:t>представяне</w:t>
+      </w:r>
+      <w:r>
+        <w:rPr>
+          <w:lang w:val="bg-BG"/>
+        </w:rPr>
+        <w:t xml:space="preserve"> за себе си в поне </w:t>
+      </w:r>
+      <w:r>
+        <w:rPr>
+          <w:b/>
+          <w:bCs/>
+          <w:lang w:val="bg-BG"/>
+        </w:rPr>
+        <w:t>два параграфа</w:t>
+      </w:r>
+      <w:r>
+        <w:rPr>
+          <w:lang w:val="bg-BG"/>
+        </w:rPr>
+        <w:t>.</w:t>
+      </w:r>
+    </w:p>
+    <w:p>
+      <w:pPr>
+        <w:pStyle w:val="Heading3"/>
+        <w:numPr>
+          <w:ilvl w:val="0"/>
+          <w:numId w:val="4"/>
+        </w:numPr>
+        <w:rPr>
+          <w:lang w:val="bg-BG"/>
+        </w:rPr>
+      </w:pPr>
+      <w:r>
+        <w:rPr>
+          <w:lang w:val="bg-BG"/>
+        </w:rPr>
+        <w:t xml:space="preserve">Добавяне на </w:t>
+      </w:r>
+      <w:r>
+        <w:rPr>
+          <w:lang w:val="bg-BG"/>
+        </w:rPr>
+        <w:t>хобита</w:t>
+      </w:r>
+    </w:p>
+    <w:p>
+      <w:pPr>
+        <w:rPr>
+          <w:lang w:val="bg-BG"/>
+        </w:rPr>
+      </w:pPr>
+      <w:r>
+        <w:rPr>
+          <w:lang w:val="bg-BG"/>
+        </w:rPr>
+        <w:t xml:space="preserve">В секцията </w:t>
+      </w:r>
+      <w:r>
+        <w:rPr>
+          <w:lang w:val="bg-BG"/>
+        </w:rPr>
+        <w:t>"</w:t>
+      </w:r>
+      <w:r>
+        <w:rPr>
+          <w:b/>
+          <w:bCs/>
+          <w:lang w:val="bg-BG"/>
+        </w:rPr>
+        <w:t>Хобита</w:t>
+      </w:r>
+      <w:r>
+        <w:rPr>
+          <w:lang w:val="bg-BG"/>
+        </w:rPr>
+        <w:t>"</w:t>
+      </w:r>
+      <w:r>
+        <w:rPr>
+          <w:lang w:val="bg-BG"/>
+        </w:rPr>
+        <w:t xml:space="preserve"> добавете </w:t>
+      </w:r>
+      <w:r>
+        <w:rPr>
+          <w:b/>
+          <w:bCs/>
+          <w:lang w:val="bg-BG"/>
+        </w:rPr>
+        <w:t>списък</w:t>
+      </w:r>
+      <w:r>
+        <w:rPr>
+          <w:lang w:val="bg-BG"/>
+        </w:rPr>
+        <w:t xml:space="preserve"> с поне </w:t>
+      </w:r>
+      <w:r>
+        <w:rPr>
+          <w:b/>
+          <w:bCs/>
+          <w:lang w:val="bg-BG"/>
+        </w:rPr>
+        <w:t>три хобита</w:t>
+      </w:r>
+      <w:r>
+        <w:rPr>
+          <w:lang w:val="bg-BG"/>
+        </w:rPr>
+        <w:t>.</w:t>
+      </w:r>
+    </w:p>
+    <w:p>
+      <w:pPr>
+        <w:pStyle w:val="Heading3"/>
+        <w:numPr>
+          <w:ilvl w:val="0"/>
+          <w:numId w:val="4"/>
+        </w:numPr>
+        <w:rPr>
+          <w:lang w:val="bg-BG"/>
+        </w:rPr>
+      </w:pPr>
+      <w:r>
+        <w:rPr>
+          <w:lang w:val="bg-BG"/>
+        </w:rPr>
+        <w:t>Добавяне на</w:t>
+      </w:r>
+      <w:r>
+        <w:rPr>
+          <w:lang w:val="bg-BG"/>
+        </w:rPr>
+        <w:t xml:space="preserve"> контакти</w:t>
+      </w:r>
+    </w:p>
+    <w:p>
+      <w:r>
+        <w:rPr>
+          <w:lang w:val="bg-BG"/>
+        </w:rPr>
+        <w:t xml:space="preserve">В секцията </w:t>
+      </w:r>
+      <w:r>
+        <w:rPr>
+          <w:lang w:val="bg-BG"/>
+        </w:rPr>
+        <w:t>"</w:t>
+      </w:r>
+      <w:r>
+        <w:rPr>
+          <w:b/>
+          <w:bCs/>
+          <w:lang w:val="bg-BG"/>
+        </w:rPr>
+        <w:t>Контакти</w:t>
+      </w:r>
+      <w:r>
+        <w:rPr>
+          <w:lang w:val="bg-BG"/>
+        </w:rPr>
+        <w:t>"</w:t>
+      </w:r>
+      <w:r>
+        <w:rPr>
+          <w:lang w:val="bg-BG"/>
+        </w:rPr>
+        <w:t xml:space="preserve"> добавете </w:t>
+      </w:r>
+      <w:r>
+        <w:rPr>
+          <w:b/>
+          <w:bCs/>
+          <w:lang w:val="bg-BG"/>
+        </w:rPr>
+        <w:t xml:space="preserve">телефонен номер </w:t>
+      </w:r>
+      <w:r>
+        <w:rPr>
+          <w:lang w:val="bg-BG"/>
+        </w:rPr>
+        <w:t>и</w:t>
+      </w:r>
+      <w:r>
+        <w:rPr>
+          <w:b/>
+          <w:bCs/>
+          <w:lang w:val="bg-BG"/>
+        </w:rPr>
+        <w:t xml:space="preserve"> външна хипервръзка </w:t>
+      </w:r>
+      <w:r>
+        <w:rPr>
+          <w:lang w:val="bg-BG"/>
+        </w:rPr>
+        <w:t xml:space="preserve">към любим </w:t>
       </w:r>
       <w:r>
         <w:rPr>
@@ -1483,44 +1787,15 @@
         <w:rPr>
           <w:lang w:val="bg-BG"/>
         </w:rPr>
-        <w:t xml:space="preserve"> </w:t>
-      </w:r>
-      <w:r>
-        <w:rPr>
-          <w:b/>
-          <w:bCs/>
-          <w:lang w:val="bg-BG"/>
-        </w:rPr>
-        <w:t>за</w:t>
-      </w:r>
-      <w:r>
-        <w:rPr>
-          <w:b/>
-          <w:bCs/>
-          <w:lang w:val="bg-BG"/>
-        </w:rPr>
-        <w:t xml:space="preserve"> училище</w:t>
-      </w:r>
-      <w:r>
-        <w:rPr>
-          <w:lang w:val="bg-BG"/>
-        </w:rPr>
-        <w:t xml:space="preserve">. Запазете готовата схема в </w:t>
-      </w:r>
-      <w:r>
-        <w:rPr>
-          <w:b/>
-          <w:bCs/>
-        </w:rPr>
-        <w:t xml:space="preserve">PNG </w:t>
-      </w:r>
-      <w:r>
-        <w:rPr>
-          <w:b/>
-          <w:bCs/>
-          <w:lang w:val="bg-BG"/>
-        </w:rPr>
-        <w:t>формат</w:t>
+        <w:t xml:space="preserve"> или </w:t>
+      </w:r>
+      <w:r>
+        <w:rPr>
+          <w:b/>
+          <w:bCs/>
+          <w:lang w:val="bg-BG"/>
+        </w:rPr>
+        <w:t>социална мрежа</w:t>
       </w:r>
       <w:r>
         <w:rPr>
@@ -1528,59 +1803,10 @@
         </w:rPr>
         <w:t>.</w:t>
       </w:r>
-      <w:r>
-        <w:rPr>
-          <w:lang w:val="bg-BG"/>
-        </w:rPr>
-        <w:t xml:space="preserve"> Използвайте </w:t>
-      </w:r>
-      <w:r>
-        <w:rPr>
-          <w:b/>
-          <w:bCs/>
-          <w:lang w:val="bg-BG"/>
-        </w:rPr>
-        <w:t>примери</w:t>
-      </w:r>
-      <w:r>
-        <w:rPr>
-          <w:lang w:val="bg-BG"/>
-        </w:rPr>
-        <w:t xml:space="preserve"> от интернет за </w:t>
-      </w:r>
-      <w:r>
-        <w:rPr>
-          <w:b/>
-          <w:bCs/>
-          <w:lang w:val="bg-BG"/>
-        </w:rPr>
-        <w:t>насоки</w:t>
-      </w:r>
-      <w:r>
-        <w:rPr>
-          <w:lang w:val="bg-BG"/>
-        </w:rPr>
-        <w:t xml:space="preserve">, например </w:t>
-      </w:r>
-      <w:hyperlink r:id="rId10" w:history="1">
-        <w:r>
-          <w:rPr>
-            <w:rStyle w:val="Hyperlink"/>
-            <w:lang w:val="bg-BG"/>
-          </w:rPr>
-          <w:t>school32.com</w:t>
-        </w:r>
-      </w:hyperlink>
-      <w:r>
-        <w:rPr>
-          <w:lang w:val="bg-BG"/>
-        </w:rPr>
-        <w:t>.</w:t>
-      </w:r>
     </w:p>
     <w:sectPr>
-      <w:headerReference w:type="default" r:id="rId11"/>
-      <w:footerReference w:type="default" r:id="rId12"/>
+      <w:headerReference w:type="default" r:id="rId9"/>
+      <w:footerReference w:type="default" r:id="rId10"/>
       <w:pgSz w:w="11909" w:h="16834" w:code="9"/>
       <w:pgMar w:top="567" w:right="737" w:bottom="680" w:left="737" w:header="567" w:footer="510" w:gutter="0"/>
       <w:cols w:space="720"/>
@@ -3778,7 +4004,6 @@
   <w:style w:type="character" w:default="1" w:styleId="DefaultParagraphFont">
     <w:name w:val="Default Paragraph Font"/>
     <w:uiPriority w:val="1"/>
-    <w:semiHidden/>
     <w:unhideWhenUsed/>
   </w:style>
   <w:style w:type="table" w:default="1" w:styleId="TableNormal">

--- a/Courses/Software-Sciences/IT-Module-3-Web-Design/11-HTML-Exam/11.1-HTML-Exam.docx
+++ b/Courses/Software-Sciences/IT-Module-3-Web-Design/11-HTML-Exam/11.1-HTML-Exam.docx
@@ -64,7 +64,7 @@
           <w:noProof/>
         </w:rPr>
         <w:drawing>
-          <wp:inline distT="0" distB="0" distL="0" distR="0" wp14:anchorId="73F5C6D6" wp14:editId="4B4AC2F6">
+          <wp:inline distT="0" distB="0" distL="0" distR="0" wp14:anchorId="73F5C6D6" wp14:editId="05B67910">
             <wp:extent cx="1065886" cy="497260"/>
             <wp:effectExtent l="0" t="0" r="1270" b="0"/>
             <wp:docPr id="470543985" name="Picture 1"/>
@@ -673,7 +673,19 @@
         <w:rPr>
           <w:lang w:val="bg-BG"/>
         </w:rPr>
-        <w:t xml:space="preserve">Коя </w:t>
+        <w:t>Ко</w:t>
+      </w:r>
+      <w:r>
+        <w:rPr>
+          <w:lang w:val="bg-BG"/>
+        </w:rPr>
+        <w:t>й</w:t>
+      </w:r>
+      <w:r>
+        <w:rPr>
+          <w:lang w:val="bg-BG"/>
+        </w:rPr>
+        <w:t xml:space="preserve"> </w:t>
       </w:r>
       <w:r>
         <w:rPr>
@@ -1614,13 +1626,7 @@
         <w:rPr>
           <w:lang w:val="bg-BG"/>
         </w:rPr>
-        <w:t xml:space="preserve">Добавяне на </w:t>
-      </w:r>
-      <w:r>
-        <w:rPr>
-          <w:lang w:val="bg-BG"/>
-        </w:rPr>
-        <w:t>хобита</w:t>
+        <w:t>Добавяне на хобита</w:t>
       </w:r>
     </w:p>
     <w:p>
@@ -1705,13 +1711,7 @@
         <w:rPr>
           <w:lang w:val="bg-BG"/>
         </w:rPr>
-        <w:t>Добавяне на</w:t>
-      </w:r>
-      <w:r>
-        <w:rPr>
-          <w:lang w:val="bg-BG"/>
-        </w:rPr>
-        <w:t xml:space="preserve"> контакти</w:t>
+        <w:t>Добавяне на контакти</w:t>
       </w:r>
     </w:p>
     <w:p>
@@ -4004,6 +4004,7 @@
   <w:style w:type="character" w:default="1" w:styleId="DefaultParagraphFont">
     <w:name w:val="Default Paragraph Font"/>
     <w:uiPriority w:val="1"/>
+    <w:semiHidden/>
     <w:unhideWhenUsed/>
   </w:style>
   <w:style w:type="table" w:default="1" w:styleId="TableNormal">

--- a/Courses/Software-Sciences/IT-Module-3-Web-Design/11-HTML-Exam/11.1-HTML-Exam.docx
+++ b/Courses/Software-Sciences/IT-Module-3-Web-Design/11-HTML-Exam/11.1-HTML-Exam.docx
@@ -1,6 +1,6 @@
 
 <file path=word/document.xml><?xml version="1.0" encoding="utf-8"?>
-<w:document xmlns:wpc="http://schemas.microsoft.com/office/word/2010/wordprocessingCanvas" xmlns:cx="http://schemas.microsoft.com/office/drawing/2014/chartex" xmlns:cx1="http://schemas.microsoft.com/office/drawing/2015/9/8/chartex" xmlns:cx2="http://schemas.microsoft.com/office/drawing/2015/10/21/chartex" xmlns:cx3="http://schemas.microsoft.com/office/drawing/2016/5/9/chartex" xmlns:cx4="http://schemas.microsoft.com/office/drawing/2016/5/10/chartex" xmlns:cx5="http://schemas.microsoft.com/office/drawing/2016/5/11/chartex" xmlns:cx6="http://schemas.microsoft.com/office/drawing/2016/5/12/chartex" xmlns:cx7="http://schemas.microsoft.com/office/drawing/2016/5/13/chartex" xmlns:cx8="http://schemas.microsoft.com/office/drawing/2016/5/14/chartex" xmlns:mc="http://schemas.openxmlformats.org/markup-compatibility/2006" xmlns:aink="http://schemas.microsoft.com/office/drawing/2016/ink" xmlns:am3d="http://schemas.microsoft.com/office/drawing/2017/model3d" xmlns:o="urn:schemas-microsoft-com:office:office" xmlns:oel="http://schemas.microsoft.com/office/2019/extlst" xmlns:r="http://schemas.openxmlformats.org/officeDocument/2006/relationships" xmlns:m="http://schemas.openxmlformats.org/officeDocument/2006/math" xmlns:v="urn:schemas-microsoft-com:vml" xmlns:wp14="http://schemas.microsoft.com/office/word/2010/wordprocessingDrawing" xmlns:wp="http://schemas.openxmlformats.org/drawingml/2006/wordprocessingDrawing" xmlns:w10="urn:schemas-microsoft-com:office:word" xmlns:w="http://schemas.openxmlformats.org/wordprocessingml/2006/main" xmlns:w14="http://schemas.microsoft.com/office/word/2010/wordml" xmlns:w15="http://schemas.microsoft.com/office/word/2012/wordml" xmlns:w16cex="http://schemas.microsoft.com/office/word/2018/wordml/cex" xmlns:w16cid="http://schemas.microsoft.com/office/word/2016/wordml/cid" xmlns:w16="http://schemas.microsoft.com/office/word/2018/wordml" xmlns:w16sdtdh="http://schemas.microsoft.com/office/word/2020/wordml/sdtdatahash" xmlns:w16se="http://schemas.microsoft.com/office/word/2015/wordml/symex" xmlns:wpg="http://schemas.microsoft.com/office/word/2010/wordprocessingGroup" xmlns:wpi="http://schemas.microsoft.com/office/word/2010/wordprocessingInk" xmlns:wne="http://schemas.microsoft.com/office/word/2006/wordml" xmlns:wps="http://schemas.microsoft.com/office/word/2010/wordprocessingShape" mc:Ignorable="w14 w15 w16se w16cid w16 w16cex w16sdtdh wp14">
+<w:document xmlns:wpc="http://schemas.microsoft.com/office/word/2010/wordprocessingCanvas" xmlns:cx="http://schemas.microsoft.com/office/drawing/2014/chartex" xmlns:cx1="http://schemas.microsoft.com/office/drawing/2015/9/8/chartex" xmlns:cx2="http://schemas.microsoft.com/office/drawing/2015/10/21/chartex" xmlns:cx3="http://schemas.microsoft.com/office/drawing/2016/5/9/chartex" xmlns:cx4="http://schemas.microsoft.com/office/drawing/2016/5/10/chartex" xmlns:cx5="http://schemas.microsoft.com/office/drawing/2016/5/11/chartex" xmlns:cx6="http://schemas.microsoft.com/office/drawing/2016/5/12/chartex" xmlns:cx7="http://schemas.microsoft.com/office/drawing/2016/5/13/chartex" xmlns:cx8="http://schemas.microsoft.com/office/drawing/2016/5/14/chartex" xmlns:mc="http://schemas.openxmlformats.org/markup-compatibility/2006" xmlns:aink="http://schemas.microsoft.com/office/drawing/2016/ink" xmlns:am3d="http://schemas.microsoft.com/office/drawing/2017/model3d" xmlns:o="urn:schemas-microsoft-com:office:office" xmlns:oel="http://schemas.microsoft.com/office/2019/extlst" xmlns:r="http://schemas.openxmlformats.org/officeDocument/2006/relationships" xmlns:m="http://schemas.openxmlformats.org/officeDocument/2006/math" xmlns:v="urn:schemas-microsoft-com:vml" xmlns:wp14="http://schemas.microsoft.com/office/word/2010/wordprocessingDrawing" xmlns:wp="http://schemas.openxmlformats.org/drawingml/2006/wordprocessingDrawing" xmlns:w10="urn:schemas-microsoft-com:office:word" xmlns:w="http://schemas.openxmlformats.org/wordprocessingml/2006/main" xmlns:w14="http://schemas.microsoft.com/office/word/2010/wordml" xmlns:w15="http://schemas.microsoft.com/office/word/2012/wordml" xmlns:w16cex="http://schemas.microsoft.com/office/word/2018/wordml/cex" xmlns:w16cid="http://schemas.microsoft.com/office/word/2016/wordml/cid" xmlns:w16="http://schemas.microsoft.com/office/word/2018/wordml" xmlns:w16du="http://schemas.microsoft.com/office/word/2023/wordml/word16du" xmlns:w16sdtdh="http://schemas.microsoft.com/office/word/2020/wordml/sdtdatahash" xmlns:w16se="http://schemas.microsoft.com/office/word/2015/wordml/symex" xmlns:wpg="http://schemas.microsoft.com/office/word/2010/wordprocessingGroup" xmlns:wpi="http://schemas.microsoft.com/office/word/2010/wordprocessingInk" xmlns:wne="http://schemas.microsoft.com/office/word/2006/wordml" xmlns:wps="http://schemas.microsoft.com/office/word/2010/wordprocessingShape" mc:Ignorable="w14 w15 w16se w16cid w16 w16cex w16sdtdh w16du wp14">
   <w:body>
     <w:p>
       <w:pPr>
@@ -64,7 +64,7 @@
           <w:noProof/>
         </w:rPr>
         <w:drawing>
-          <wp:inline distT="0" distB="0" distL="0" distR="0" wp14:anchorId="73F5C6D6" wp14:editId="05B67910">
+          <wp:inline distT="0" distB="0" distL="0" distR="0" wp14:anchorId="73F5C6D6" wp14:editId="4C8F11B9">
             <wp:extent cx="1065886" cy="497260"/>
             <wp:effectExtent l="0" t="0" r="1270" b="0"/>
             <wp:docPr id="470543985" name="Picture 1"/>
@@ -1487,6 +1487,22 @@
       </w:r>
       <w:r>
         <w:rPr>
+          <w:b/>
+          <w:bCs/>
+          <w:lang w:val="bg-BG"/>
+        </w:rPr>
+        <w:t xml:space="preserve"> </w:t>
+      </w:r>
+      <w:r>
+        <w:rPr>
+          <w:b/>
+          <w:bCs/>
+          <w:lang w:val="bg-BG"/>
+        </w:rPr>
+        <w:t>за навигация</w:t>
+      </w:r>
+      <w:r>
+        <w:rPr>
           <w:lang w:val="bg-BG"/>
         </w:rPr>
         <w:t xml:space="preserve"> със съответните </w:t>
@@ -1518,6 +1534,60 @@
           <w:lang w:val="bg-BG"/>
         </w:rPr>
         <w:t>.</w:t>
+      </w:r>
+    </w:p>
+    <w:p>
+      <w:pPr>
+        <w:rPr>
+          <w:lang w:val="bg-BG"/>
+        </w:rPr>
+      </w:pPr>
+      <w:r>
+        <w:rPr>
+          <w:lang w:val="bg-BG"/>
+        </w:rPr>
+        <w:drawing>
+          <wp:inline distT="0" distB="0" distL="0" distR="0" wp14:anchorId="31BBB1C0" wp14:editId="1EF12BE4">
+            <wp:extent cx="2197677" cy="332023"/>
+            <wp:effectExtent l="19050" t="19050" r="12700" b="11430"/>
+            <wp:docPr id="333387958" name="Picture 1" descr="A close up of a logo&#10;&#10;Description automatically generated"/>
+            <wp:cNvGraphicFramePr>
+              <a:graphicFrameLocks xmlns:a="http://schemas.openxmlformats.org/drawingml/2006/main" noChangeAspect="1"/>
+            </wp:cNvGraphicFramePr>
+            <a:graphic xmlns:a="http://schemas.openxmlformats.org/drawingml/2006/main">
+              <a:graphicData uri="http://schemas.openxmlformats.org/drawingml/2006/picture">
+                <pic:pic xmlns:pic="http://schemas.openxmlformats.org/drawingml/2006/picture">
+                  <pic:nvPicPr>
+                    <pic:cNvPr id="333387958" name="Picture 1" descr="A close up of a logo&#10;&#10;Description automatically generated"/>
+                    <pic:cNvPicPr/>
+                  </pic:nvPicPr>
+                  <pic:blipFill>
+                    <a:blip r:embed="rId9"/>
+                    <a:stretch>
+                      <a:fillRect/>
+                    </a:stretch>
+                  </pic:blipFill>
+                  <pic:spPr>
+                    <a:xfrm>
+                      <a:off x="0" y="0"/>
+                      <a:ext cx="2316535" cy="349980"/>
+                    </a:xfrm>
+                    <a:prstGeom prst="rect">
+                      <a:avLst/>
+                    </a:prstGeom>
+                    <a:ln>
+                      <a:solidFill>
+                        <a:schemeClr val="bg1">
+                          <a:lumMod val="75000"/>
+                        </a:schemeClr>
+                      </a:solidFill>
+                    </a:ln>
+                  </pic:spPr>
+                </pic:pic>
+              </a:graphicData>
+            </a:graphic>
+          </wp:inline>
+        </w:drawing>
       </w:r>
     </w:p>
     <w:p>
@@ -1665,7 +1735,27 @@
         <w:rPr>
           <w:lang w:val="bg-BG"/>
         </w:rPr>
-        <w:t xml:space="preserve"> добавете </w:t>
+        <w:t xml:space="preserve"> добавете</w:t>
+      </w:r>
+      <w:r>
+        <w:rPr>
+          <w:lang w:val="bg-BG"/>
+        </w:rPr>
+        <w:t xml:space="preserve"> </w:t>
+      </w:r>
+      <w:r>
+        <w:rPr>
+          <w:b/>
+          <w:bCs/>
+          <w:lang w:val="bg-BG"/>
+        </w:rPr>
+        <w:t>неподреден</w:t>
+      </w:r>
+      <w:r>
+        <w:rPr>
+          <w:lang w:val="bg-BG"/>
+        </w:rPr>
+        <w:t xml:space="preserve"> </w:t>
       </w:r>
       <w:r>
         <w:rPr>
@@ -1715,6 +1805,11 @@
       </w:r>
     </w:p>
     <w:p>
+      <w:pPr>
+        <w:rPr>
+          <w:lang w:val="bg-BG"/>
+        </w:rPr>
+      </w:pPr>
       <w:r>
         <w:rPr>
           <w:lang w:val="bg-BG"/>
@@ -1805,8 +1900,8 @@
       </w:r>
     </w:p>
     <w:sectPr>
-      <w:headerReference w:type="default" r:id="rId9"/>
-      <w:footerReference w:type="default" r:id="rId10"/>
+      <w:headerReference w:type="default" r:id="rId10"/>
+      <w:footerReference w:type="default" r:id="rId11"/>
       <w:pgSz w:w="11909" w:h="16834" w:code="9"/>
       <w:pgMar w:top="567" w:right="737" w:bottom="680" w:left="737" w:header="567" w:footer="510" w:gutter="0"/>
       <w:cols w:space="720"/>
@@ -1817,7 +1912,7 @@
 </file>
 
 <file path=word/endnotes.xml><?xml version="1.0" encoding="utf-8"?>
-<w:endnotes xmlns:wpc="http://schemas.microsoft.com/office/word/2010/wordprocessingCanvas" xmlns:cx="http://schemas.microsoft.com/office/drawing/2014/chartex" xmlns:cx1="http://schemas.microsoft.com/office/drawing/2015/9/8/chartex" xmlns:cx2="http://schemas.microsoft.com/office/drawing/2015/10/21/chartex" xmlns:cx3="http://schemas.microsoft.com/office/drawing/2016/5/9/chartex" xmlns:cx4="http://schemas.microsoft.com/office/drawing/2016/5/10/chartex" xmlns:cx5="http://schemas.microsoft.com/office/drawing/2016/5/11/chartex" xmlns:cx6="http://schemas.microsoft.com/office/drawing/2016/5/12/chartex" xmlns:cx7="http://schemas.microsoft.com/office/drawing/2016/5/13/chartex" xmlns:cx8="http://schemas.microsoft.com/office/drawing/2016/5/14/chartex" xmlns:mc="http://schemas.openxmlformats.org/markup-compatibility/2006" xmlns:aink="http://schemas.microsoft.com/office/drawing/2016/ink" xmlns:am3d="http://schemas.microsoft.com/office/drawing/2017/model3d" xmlns:o="urn:schemas-microsoft-com:office:office" xmlns:oel="http://schemas.microsoft.com/office/2019/extlst" xmlns:r="http://schemas.openxmlformats.org/officeDocument/2006/relationships" xmlns:m="http://schemas.openxmlformats.org/officeDocument/2006/math" xmlns:v="urn:schemas-microsoft-com:vml" xmlns:wp14="http://schemas.microsoft.com/office/word/2010/wordprocessingDrawing" xmlns:wp="http://schemas.openxmlformats.org/drawingml/2006/wordprocessingDrawing" xmlns:w10="urn:schemas-microsoft-com:office:word" xmlns:w="http://schemas.openxmlformats.org/wordprocessingml/2006/main" xmlns:w14="http://schemas.microsoft.com/office/word/2010/wordml" xmlns:w15="http://schemas.microsoft.com/office/word/2012/wordml" xmlns:w16cex="http://schemas.microsoft.com/office/word/2018/wordml/cex" xmlns:w16cid="http://schemas.microsoft.com/office/word/2016/wordml/cid" xmlns:w16="http://schemas.microsoft.com/office/word/2018/wordml" xmlns:w16sdtdh="http://schemas.microsoft.com/office/word/2020/wordml/sdtdatahash" xmlns:w16se="http://schemas.microsoft.com/office/word/2015/wordml/symex" xmlns:wpg="http://schemas.microsoft.com/office/word/2010/wordprocessingGroup" xmlns:wpi="http://schemas.microsoft.com/office/word/2010/wordprocessingInk" xmlns:wne="http://schemas.microsoft.com/office/word/2006/wordml" xmlns:wps="http://schemas.microsoft.com/office/word/2010/wordprocessingShape" mc:Ignorable="w14 w15 w16se w16cid w16 w16cex w16sdtdh wp14">
+<w:endnotes xmlns:wpc="http://schemas.microsoft.com/office/word/2010/wordprocessingCanvas" xmlns:cx="http://schemas.microsoft.com/office/drawing/2014/chartex" xmlns:cx1="http://schemas.microsoft.com/office/drawing/2015/9/8/chartex" xmlns:cx2="http://schemas.microsoft.com/office/drawing/2015/10/21/chartex" xmlns:cx3="http://schemas.microsoft.com/office/drawing/2016/5/9/chartex" xmlns:cx4="http://schemas.microsoft.com/office/drawing/2016/5/10/chartex" xmlns:cx5="http://schemas.microsoft.com/office/drawing/2016/5/11/chartex" xmlns:cx6="http://schemas.microsoft.com/office/drawing/2016/5/12/chartex" xmlns:cx7="http://schemas.microsoft.com/office/drawing/2016/5/13/chartex" xmlns:cx8="http://schemas.microsoft.com/office/drawing/2016/5/14/chartex" xmlns:mc="http://schemas.openxmlformats.org/markup-compatibility/2006" xmlns:aink="http://schemas.microsoft.com/office/drawing/2016/ink" xmlns:am3d="http://schemas.microsoft.com/office/drawing/2017/model3d" xmlns:o="urn:schemas-microsoft-com:office:office" xmlns:oel="http://schemas.microsoft.com/office/2019/extlst" xmlns:r="http://schemas.openxmlformats.org/officeDocument/2006/relationships" xmlns:m="http://schemas.openxmlformats.org/officeDocument/2006/math" xmlns:v="urn:schemas-microsoft-com:vml" xmlns:wp14="http://schemas.microsoft.com/office/word/2010/wordprocessingDrawing" xmlns:wp="http://schemas.openxmlformats.org/drawingml/2006/wordprocessingDrawing" xmlns:w10="urn:schemas-microsoft-com:office:word" xmlns:w="http://schemas.openxmlformats.org/wordprocessingml/2006/main" xmlns:w14="http://schemas.microsoft.com/office/word/2010/wordml" xmlns:w15="http://schemas.microsoft.com/office/word/2012/wordml" xmlns:w16cex="http://schemas.microsoft.com/office/word/2018/wordml/cex" xmlns:w16cid="http://schemas.microsoft.com/office/word/2016/wordml/cid" xmlns:w16="http://schemas.microsoft.com/office/word/2018/wordml" xmlns:w16du="http://schemas.microsoft.com/office/word/2023/wordml/word16du" xmlns:w16sdtdh="http://schemas.microsoft.com/office/word/2020/wordml/sdtdatahash" xmlns:w16se="http://schemas.microsoft.com/office/word/2015/wordml/symex" xmlns:wpg="http://schemas.microsoft.com/office/word/2010/wordprocessingGroup" xmlns:wpi="http://schemas.microsoft.com/office/word/2010/wordprocessingInk" xmlns:wne="http://schemas.microsoft.com/office/word/2006/wordml" xmlns:wps="http://schemas.microsoft.com/office/word/2010/wordprocessingShape" mc:Ignorable="w14 w15 w16se w16cid w16 w16cex w16sdtdh w16du wp14">
   <w:endnote w:type="separator" w:id="-1">
     <w:p>
       <w:pPr>
@@ -1842,7 +1937,7 @@
 </file>
 
 <file path=word/footer1.xml><?xml version="1.0" encoding="utf-8"?>
-<w:ftr xmlns:wpc="http://schemas.microsoft.com/office/word/2010/wordprocessingCanvas" xmlns:cx="http://schemas.microsoft.com/office/drawing/2014/chartex" xmlns:cx1="http://schemas.microsoft.com/office/drawing/2015/9/8/chartex" xmlns:cx2="http://schemas.microsoft.com/office/drawing/2015/10/21/chartex" xmlns:cx3="http://schemas.microsoft.com/office/drawing/2016/5/9/chartex" xmlns:cx4="http://schemas.microsoft.com/office/drawing/2016/5/10/chartex" xmlns:cx5="http://schemas.microsoft.com/office/drawing/2016/5/11/chartex" xmlns:cx6="http://schemas.microsoft.com/office/drawing/2016/5/12/chartex" xmlns:cx7="http://schemas.microsoft.com/office/drawing/2016/5/13/chartex" xmlns:cx8="http://schemas.microsoft.com/office/drawing/2016/5/14/chartex" xmlns:mc="http://schemas.openxmlformats.org/markup-compatibility/2006" xmlns:aink="http://schemas.microsoft.com/office/drawing/2016/ink" xmlns:am3d="http://schemas.microsoft.com/office/drawing/2017/model3d" xmlns:o="urn:schemas-microsoft-com:office:office" xmlns:oel="http://schemas.microsoft.com/office/2019/extlst" xmlns:r="http://schemas.openxmlformats.org/officeDocument/2006/relationships" xmlns:m="http://schemas.openxmlformats.org/officeDocument/2006/math" xmlns:v="urn:schemas-microsoft-com:vml" xmlns:wp14="http://schemas.microsoft.com/office/word/2010/wordprocessingDrawing" xmlns:wp="http://schemas.openxmlformats.org/drawingml/2006/wordprocessingDrawing" xmlns:w10="urn:schemas-microsoft-com:office:word" xmlns:w="http://schemas.openxmlformats.org/wordprocessingml/2006/main" xmlns:w14="http://schemas.microsoft.com/office/word/2010/wordml" xmlns:w15="http://schemas.microsoft.com/office/word/2012/wordml" xmlns:w16cex="http://schemas.microsoft.com/office/word/2018/wordml/cex" xmlns:w16cid="http://schemas.microsoft.com/office/word/2016/wordml/cid" xmlns:w16="http://schemas.microsoft.com/office/word/2018/wordml" xmlns:w16sdtdh="http://schemas.microsoft.com/office/word/2020/wordml/sdtdatahash" xmlns:w16se="http://schemas.microsoft.com/office/word/2015/wordml/symex" xmlns:wpg="http://schemas.microsoft.com/office/word/2010/wordprocessingGroup" xmlns:wpi="http://schemas.microsoft.com/office/word/2010/wordprocessingInk" xmlns:wne="http://schemas.microsoft.com/office/word/2006/wordml" xmlns:wps="http://schemas.microsoft.com/office/word/2010/wordprocessingShape" mc:Ignorable="w14 w15 w16se w16cid w16 w16cex w16sdtdh wp14">
+<w:ftr xmlns:wpc="http://schemas.microsoft.com/office/word/2010/wordprocessingCanvas" xmlns:cx="http://schemas.microsoft.com/office/drawing/2014/chartex" xmlns:cx1="http://schemas.microsoft.com/office/drawing/2015/9/8/chartex" xmlns:cx2="http://schemas.microsoft.com/office/drawing/2015/10/21/chartex" xmlns:cx3="http://schemas.microsoft.com/office/drawing/2016/5/9/chartex" xmlns:cx4="http://schemas.microsoft.com/office/drawing/2016/5/10/chartex" xmlns:cx5="http://schemas.microsoft.com/office/drawing/2016/5/11/chartex" xmlns:cx6="http://schemas.microsoft.com/office/drawing/2016/5/12/chartex" xmlns:cx7="http://schemas.microsoft.com/office/drawing/2016/5/13/chartex" xmlns:cx8="http://schemas.microsoft.com/office/drawing/2016/5/14/chartex" xmlns:mc="http://schemas.openxmlformats.org/markup-compatibility/2006" xmlns:aink="http://schemas.microsoft.com/office/drawing/2016/ink" xmlns:am3d="http://schemas.microsoft.com/office/drawing/2017/model3d" xmlns:o="urn:schemas-microsoft-com:office:office" xmlns:oel="http://schemas.microsoft.com/office/2019/extlst" xmlns:r="http://schemas.openxmlformats.org/officeDocument/2006/relationships" xmlns:m="http://schemas.openxmlformats.org/officeDocument/2006/math" xmlns:v="urn:schemas-microsoft-com:vml" xmlns:wp14="http://schemas.microsoft.com/office/word/2010/wordprocessingDrawing" xmlns:wp="http://schemas.openxmlformats.org/drawingml/2006/wordprocessingDrawing" xmlns:w10="urn:schemas-microsoft-com:office:word" xmlns:w="http://schemas.openxmlformats.org/wordprocessingml/2006/main" xmlns:w14="http://schemas.microsoft.com/office/word/2010/wordml" xmlns:w15="http://schemas.microsoft.com/office/word/2012/wordml" xmlns:w16cex="http://schemas.microsoft.com/office/word/2018/wordml/cex" xmlns:w16cid="http://schemas.microsoft.com/office/word/2016/wordml/cid" xmlns:w16="http://schemas.microsoft.com/office/word/2018/wordml" xmlns:w16du="http://schemas.microsoft.com/office/word/2023/wordml/word16du" xmlns:w16sdtdh="http://schemas.microsoft.com/office/word/2020/wordml/sdtdatahash" xmlns:w16se="http://schemas.microsoft.com/office/word/2015/wordml/symex" xmlns:wpg="http://schemas.microsoft.com/office/word/2010/wordprocessingGroup" xmlns:wpi="http://schemas.microsoft.com/office/word/2010/wordprocessingInk" xmlns:wne="http://schemas.microsoft.com/office/word/2006/wordml" xmlns:wps="http://schemas.microsoft.com/office/word/2010/wordprocessingShape" mc:Ignorable="w14 w15 w16se w16cid w16 w16cex w16sdtdh w16du wp14">
   <w:p>
     <w:pPr>
       <w:pStyle w:val="Footer"/>
@@ -2190,7 +2285,7 @@
               <v:stroke joinstyle="miter"/>
               <v:path gradientshapeok="t" o:connecttype="rect"/>
             </v:shapetype>
-            <v:shape id="Text Box 16" o:spid="_x0000_s1026" type="#_x0000_t202" style="position:absolute;margin-left:101.15pt;margin-top:6.95pt;width:418.95pt;height:40.45pt;z-index:251660288;visibility:visible;mso-wrap-style:square;mso-width-percent:0;mso-height-percent:0;mso-wrap-distance-left:9pt;mso-wrap-distance-top:0;mso-wrap-distance-right:9pt;mso-wrap-distance-bottom:0;mso-position-horizontal:absolute;mso-position-horizontal-relative:text;mso-position-vertical:absolute;mso-position-vertical-relative:text;mso-width-percent:0;mso-height-percent:0;mso-width-relative:page;mso-height-relative:page;v-text-anchor:top" o:gfxdata="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" filled="f" stroked="f">
+            <v:shape id="Text Box 16" o:spid="_x0000_s1026" type="#_x0000_t202" style="position:absolute;margin-left:101.15pt;margin-top:6.95pt;width:418.95pt;height:40.45pt;z-index:251660288;visibility:visible;mso-wrap-style:square;mso-width-percent:0;mso-height-percent:0;mso-wrap-distance-left:9pt;mso-wrap-distance-top:0;mso-wrap-distance-right:9pt;mso-wrap-distance-bottom:0;mso-position-horizontal:absolute;mso-position-horizontal-relative:text;mso-position-vertical:absolute;mso-position-vertical-relative:text;mso-width-percent:0;mso-height-percent:0;mso-width-relative:page;mso-height-relative:page;v-text-anchor:top" o:gfxdata="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" filled="f" stroked="f">
               <v:textbox inset=".5mm,1.2mm,.5mm,.5mm">
                 <w:txbxContent>
                   <w:p>
@@ -2607,7 +2702,7 @@
             </wp:anchor>
           </w:drawing>
         </mc:Choice>
-        <mc:Fallback xmlns:w16du="http://schemas.microsoft.com/office/word/2023/wordml/word16du">
+        <mc:Fallback>
           <w:pict>
             <v:line w14:anchorId="23DA4A24" id="Straight Connector 19" o:spid="_x0000_s1026" style="position:absolute;flip:y;z-index:251659264;visibility:visible;mso-wrap-style:square;mso-width-percent:0;mso-height-percent:0;mso-wrap-distance-left:9pt;mso-wrap-distance-top:0;mso-wrap-distance-right:9pt;mso-wrap-distance-bottom:0;mso-position-horizontal:absolute;mso-position-horizontal-relative:text;mso-position-vertical:absolute;mso-position-vertical-relative:text;mso-width-percent:0;mso-height-percent:0;mso-width-relative:page;mso-height-relative:page" from="-.1pt,5.2pt" to="520.7pt,5.2pt" o:gfxdata="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" strokecolor="#974706 [1609]" strokeweight="1pt">
               <v:stroke endcap="round"/>
@@ -2832,7 +2927,7 @@
         </mc:Choice>
         <mc:Fallback>
           <w:pict>
-            <v:shape w14:anchorId="0D7D8A2E" id="Text Box 4" o:spid="_x0000_s1027" type="#_x0000_t202" style="position:absolute;margin-left:444.65pt;margin-top:8.35pt;width:70.9pt;height:15.9pt;z-index:251661312;visibility:visible;mso-wrap-style:square;mso-width-percent:0;mso-height-percent:0;mso-wrap-distance-left:9pt;mso-wrap-distance-top:0;mso-wrap-distance-right:9pt;mso-wrap-distance-bottom:0;mso-position-horizontal:absolute;mso-position-horizontal-relative:text;mso-position-vertical:absolute;mso-position-vertical-relative:text;mso-width-percent:0;mso-height-percent:0;mso-width-relative:page;mso-height-relative:page;v-text-anchor:middle" o:gfxdata="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" filled="f" stroked="f" strokeweight=".5pt">
+            <v:shape w14:anchorId="0D7D8A2E" id="Text Box 4" o:spid="_x0000_s1027" type="#_x0000_t202" style="position:absolute;margin-left:444.65pt;margin-top:8.35pt;width:70.9pt;height:15.9pt;z-index:251661312;visibility:visible;mso-wrap-style:square;mso-width-percent:0;mso-height-percent:0;mso-wrap-distance-left:9pt;mso-wrap-distance-top:0;mso-wrap-distance-right:9pt;mso-wrap-distance-bottom:0;mso-position-horizontal:absolute;mso-position-horizontal-relative:text;mso-position-vertical:absolute;mso-position-vertical-relative:text;mso-width-percent:0;mso-height-percent:0;mso-width-relative:page;mso-height-relative:page;v-text-anchor:middle" o:gfxdata="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" filled="f" stroked="f" strokeweight=".5pt">
               <v:textbox inset="0,0,0,0">
                 <w:txbxContent>
                   <w:p>
@@ -2982,7 +3077,7 @@
 </file>
 
 <file path=word/footnotes.xml><?xml version="1.0" encoding="utf-8"?>
-<w:footnotes xmlns:wpc="http://schemas.microsoft.com/office/word/2010/wordprocessingCanvas" xmlns:cx="http://schemas.microsoft.com/office/drawing/2014/chartex" xmlns:cx1="http://schemas.microsoft.com/office/drawing/2015/9/8/chartex" xmlns:cx2="http://schemas.microsoft.com/office/drawing/2015/10/21/chartex" xmlns:cx3="http://schemas.microsoft.com/office/drawing/2016/5/9/chartex" xmlns:cx4="http://schemas.microsoft.com/office/drawing/2016/5/10/chartex" xmlns:cx5="http://schemas.microsoft.com/office/drawing/2016/5/11/chartex" xmlns:cx6="http://schemas.microsoft.com/office/drawing/2016/5/12/chartex" xmlns:cx7="http://schemas.microsoft.com/office/drawing/2016/5/13/chartex" xmlns:cx8="http://schemas.microsoft.com/office/drawing/2016/5/14/chartex" xmlns:mc="http://schemas.openxmlformats.org/markup-compatibility/2006" xmlns:aink="http://schemas.microsoft.com/office/drawing/2016/ink" xmlns:am3d="http://schemas.microsoft.com/office/drawing/2017/model3d" xmlns:o="urn:schemas-microsoft-com:office:office" xmlns:oel="http://schemas.microsoft.com/office/2019/extlst" xmlns:r="http://schemas.openxmlformats.org/officeDocument/2006/relationships" xmlns:m="http://schemas.openxmlformats.org/officeDocument/2006/math" xmlns:v="urn:schemas-microsoft-com:vml" xmlns:wp14="http://schemas.microsoft.com/office/word/2010/wordprocessingDrawing" xmlns:wp="http://schemas.openxmlformats.org/drawingml/2006/wordprocessingDrawing" xmlns:w10="urn:schemas-microsoft-com:office:word" xmlns:w="http://schemas.openxmlformats.org/wordprocessingml/2006/main" xmlns:w14="http://schemas.microsoft.com/office/word/2010/wordml" xmlns:w15="http://schemas.microsoft.com/office/word/2012/wordml" xmlns:w16cex="http://schemas.microsoft.com/office/word/2018/wordml/cex" xmlns:w16cid="http://schemas.microsoft.com/office/word/2016/wordml/cid" xmlns:w16="http://schemas.microsoft.com/office/word/2018/wordml" xmlns:w16sdtdh="http://schemas.microsoft.com/office/word/2020/wordml/sdtdatahash" xmlns:w16se="http://schemas.microsoft.com/office/word/2015/wordml/symex" xmlns:wpg="http://schemas.microsoft.com/office/word/2010/wordprocessingGroup" xmlns:wpi="http://schemas.microsoft.com/office/word/2010/wordprocessingInk" xmlns:wne="http://schemas.microsoft.com/office/word/2006/wordml" xmlns:wps="http://schemas.microsoft.com/office/word/2010/wordprocessingShape" mc:Ignorable="w14 w15 w16se w16cid w16 w16cex w16sdtdh wp14">
+<w:footnotes xmlns:wpc="http://schemas.microsoft.com/office/word/2010/wordprocessingCanvas" xmlns:cx="http://schemas.microsoft.com/office/drawing/2014/chartex" xmlns:cx1="http://schemas.microsoft.com/office/drawing/2015/9/8/chartex" xmlns:cx2="http://schemas.microsoft.com/office/drawing/2015/10/21/chartex" xmlns:cx3="http://schemas.microsoft.com/office/drawing/2016/5/9/chartex" xmlns:cx4="http://schemas.microsoft.com/office/drawing/2016/5/10/chartex" xmlns:cx5="http://schemas.microsoft.com/office/drawing/2016/5/11/chartex" xmlns:cx6="http://schemas.microsoft.com/office/drawing/2016/5/12/chartex" xmlns:cx7="http://schemas.microsoft.com/office/drawing/2016/5/13/chartex" xmlns:cx8="http://schemas.microsoft.com/office/drawing/2016/5/14/chartex" xmlns:mc="http://schemas.openxmlformats.org/markup-compatibility/2006" xmlns:aink="http://schemas.microsoft.com/office/drawing/2016/ink" xmlns:am3d="http://schemas.microsoft.com/office/drawing/2017/model3d" xmlns:o="urn:schemas-microsoft-com:office:office" xmlns:oel="http://schemas.microsoft.com/office/2019/extlst" xmlns:r="http://schemas.openxmlformats.org/officeDocument/2006/relationships" xmlns:m="http://schemas.openxmlformats.org/officeDocument/2006/math" xmlns:v="urn:schemas-microsoft-com:vml" xmlns:wp14="http://schemas.microsoft.com/office/word/2010/wordprocessingDrawing" xmlns:wp="http://schemas.openxmlformats.org/drawingml/2006/wordprocessingDrawing" xmlns:w10="urn:schemas-microsoft-com:office:word" xmlns:w="http://schemas.openxmlformats.org/wordprocessingml/2006/main" xmlns:w14="http://schemas.microsoft.com/office/word/2010/wordml" xmlns:w15="http://schemas.microsoft.com/office/word/2012/wordml" xmlns:w16cex="http://schemas.microsoft.com/office/word/2018/wordml/cex" xmlns:w16cid="http://schemas.microsoft.com/office/word/2016/wordml/cid" xmlns:w16="http://schemas.microsoft.com/office/word/2018/wordml" xmlns:w16du="http://schemas.microsoft.com/office/word/2023/wordml/word16du" xmlns:w16sdtdh="http://schemas.microsoft.com/office/word/2020/wordml/sdtdatahash" xmlns:w16se="http://schemas.microsoft.com/office/word/2015/wordml/symex" xmlns:wpg="http://schemas.microsoft.com/office/word/2010/wordprocessingGroup" xmlns:wpi="http://schemas.microsoft.com/office/word/2010/wordprocessingInk" xmlns:wne="http://schemas.microsoft.com/office/word/2006/wordml" xmlns:wps="http://schemas.microsoft.com/office/word/2010/wordprocessingShape" mc:Ignorable="w14 w15 w16se w16cid w16 w16cex w16sdtdh w16du wp14">
   <w:footnote w:type="separator" w:id="-1">
     <w:p>
       <w:pPr>
@@ -3007,7 +3102,7 @@
 </file>
 
 <file path=word/header1.xml><?xml version="1.0" encoding="utf-8"?>
-<w:hdr xmlns:wpc="http://schemas.microsoft.com/office/word/2010/wordprocessingCanvas" xmlns:cx="http://schemas.microsoft.com/office/drawing/2014/chartex" xmlns:cx1="http://schemas.microsoft.com/office/drawing/2015/9/8/chartex" xmlns:cx2="http://schemas.microsoft.com/office/drawing/2015/10/21/chartex" xmlns:cx3="http://schemas.microsoft.com/office/drawing/2016/5/9/chartex" xmlns:cx4="http://schemas.microsoft.com/office/drawing/2016/5/10/chartex" xmlns:cx5="http://schemas.microsoft.com/office/drawing/2016/5/11/chartex" xmlns:cx6="http://schemas.microsoft.com/office/drawing/2016/5/12/chartex" xmlns:cx7="http://schemas.microsoft.com/office/drawing/2016/5/13/chartex" xmlns:cx8="http://schemas.microsoft.com/office/drawing/2016/5/14/chartex" xmlns:mc="http://schemas.openxmlformats.org/markup-compatibility/2006" xmlns:aink="http://schemas.microsoft.com/office/drawing/2016/ink" xmlns:am3d="http://schemas.microsoft.com/office/drawing/2017/model3d" xmlns:o="urn:schemas-microsoft-com:office:office" xmlns:oel="http://schemas.microsoft.com/office/2019/extlst" xmlns:r="http://schemas.openxmlformats.org/officeDocument/2006/relationships" xmlns:m="http://schemas.openxmlformats.org/officeDocument/2006/math" xmlns:v="urn:schemas-microsoft-com:vml" xmlns:wp14="http://schemas.microsoft.com/office/word/2010/wordprocessingDrawing" xmlns:wp="http://schemas.openxmlformats.org/drawingml/2006/wordprocessingDrawing" xmlns:w10="urn:schemas-microsoft-com:office:word" xmlns:w="http://schemas.openxmlformats.org/wordprocessingml/2006/main" xmlns:w14="http://schemas.microsoft.com/office/word/2010/wordml" xmlns:w15="http://schemas.microsoft.com/office/word/2012/wordml" xmlns:w16cex="http://schemas.microsoft.com/office/word/2018/wordml/cex" xmlns:w16cid="http://schemas.microsoft.com/office/word/2016/wordml/cid" xmlns:w16="http://schemas.microsoft.com/office/word/2018/wordml" xmlns:w16sdtdh="http://schemas.microsoft.com/office/word/2020/wordml/sdtdatahash" xmlns:w16se="http://schemas.microsoft.com/office/word/2015/wordml/symex" xmlns:wpg="http://schemas.microsoft.com/office/word/2010/wordprocessingGroup" xmlns:wpi="http://schemas.microsoft.com/office/word/2010/wordprocessingInk" xmlns:wne="http://schemas.microsoft.com/office/word/2006/wordml" xmlns:wps="http://schemas.microsoft.com/office/word/2010/wordprocessingShape" mc:Ignorable="w14 w15 w16se w16cid w16 w16cex w16sdtdh wp14">
+<w:hdr xmlns:wpc="http://schemas.microsoft.com/office/word/2010/wordprocessingCanvas" xmlns:cx="http://schemas.microsoft.com/office/drawing/2014/chartex" xmlns:cx1="http://schemas.microsoft.com/office/drawing/2015/9/8/chartex" xmlns:cx2="http://schemas.microsoft.com/office/drawing/2015/10/21/chartex" xmlns:cx3="http://schemas.microsoft.com/office/drawing/2016/5/9/chartex" xmlns:cx4="http://schemas.microsoft.com/office/drawing/2016/5/10/chartex" xmlns:cx5="http://schemas.microsoft.com/office/drawing/2016/5/11/chartex" xmlns:cx6="http://schemas.microsoft.com/office/drawing/2016/5/12/chartex" xmlns:cx7="http://schemas.microsoft.com/office/drawing/2016/5/13/chartex" xmlns:cx8="http://schemas.microsoft.com/office/drawing/2016/5/14/chartex" xmlns:mc="http://schemas.openxmlformats.org/markup-compatibility/2006" xmlns:aink="http://schemas.microsoft.com/office/drawing/2016/ink" xmlns:am3d="http://schemas.microsoft.com/office/drawing/2017/model3d" xmlns:o="urn:schemas-microsoft-com:office:office" xmlns:oel="http://schemas.microsoft.com/office/2019/extlst" xmlns:r="http://schemas.openxmlformats.org/officeDocument/2006/relationships" xmlns:m="http://schemas.openxmlformats.org/officeDocument/2006/math" xmlns:v="urn:schemas-microsoft-com:vml" xmlns:wp14="http://schemas.microsoft.com/office/word/2010/wordprocessingDrawing" xmlns:wp="http://schemas.openxmlformats.org/drawingml/2006/wordprocessingDrawing" xmlns:w10="urn:schemas-microsoft-com:office:word" xmlns:w="http://schemas.openxmlformats.org/wordprocessingml/2006/main" xmlns:w14="http://schemas.microsoft.com/office/word/2010/wordml" xmlns:w15="http://schemas.microsoft.com/office/word/2012/wordml" xmlns:w16cex="http://schemas.microsoft.com/office/word/2018/wordml/cex" xmlns:w16cid="http://schemas.microsoft.com/office/word/2016/wordml/cid" xmlns:w16="http://schemas.microsoft.com/office/word/2018/wordml" xmlns:w16du="http://schemas.microsoft.com/office/word/2023/wordml/word16du" xmlns:w16sdtdh="http://schemas.microsoft.com/office/word/2020/wordml/sdtdatahash" xmlns:w16se="http://schemas.microsoft.com/office/word/2015/wordml/symex" xmlns:wpg="http://schemas.microsoft.com/office/word/2010/wordprocessingGroup" xmlns:wpi="http://schemas.microsoft.com/office/word/2010/wordprocessingInk" xmlns:wne="http://schemas.microsoft.com/office/word/2006/wordml" xmlns:wps="http://schemas.microsoft.com/office/word/2010/wordprocessingShape" mc:Ignorable="w14 w15 w16se w16cid w16 w16cex w16sdtdh w16du wp14">
   <w:p>
     <w:pPr>
       <w:pStyle w:val="Header"/>
@@ -3018,7 +3113,7 @@
 </file>
 
 <file path=word/numbering.xml><?xml version="1.0" encoding="utf-8"?>
-<w:numbering xmlns:wpc="http://schemas.microsoft.com/office/word/2010/wordprocessingCanvas" xmlns:cx="http://schemas.microsoft.com/office/drawing/2014/chartex" xmlns:cx1="http://schemas.microsoft.com/office/drawing/2015/9/8/chartex" xmlns:cx2="http://schemas.microsoft.com/office/drawing/2015/10/21/chartex" xmlns:cx3="http://schemas.microsoft.com/office/drawing/2016/5/9/chartex" xmlns:cx4="http://schemas.microsoft.com/office/drawing/2016/5/10/chartex" xmlns:cx5="http://schemas.microsoft.com/office/drawing/2016/5/11/chartex" xmlns:cx6="http://schemas.microsoft.com/office/drawing/2016/5/12/chartex" xmlns:cx7="http://schemas.microsoft.com/office/drawing/2016/5/13/chartex" xmlns:cx8="http://schemas.microsoft.com/office/drawing/2016/5/14/chartex" xmlns:mc="http://schemas.openxmlformats.org/markup-compatibility/2006" xmlns:aink="http://schemas.microsoft.com/office/drawing/2016/ink" xmlns:am3d="http://schemas.microsoft.com/office/drawing/2017/model3d" xmlns:o="urn:schemas-microsoft-com:office:office" xmlns:oel="http://schemas.microsoft.com/office/2019/extlst" xmlns:r="http://schemas.openxmlformats.org/officeDocument/2006/relationships" xmlns:m="http://schemas.openxmlformats.org/officeDocument/2006/math" xmlns:v="urn:schemas-microsoft-com:vml" xmlns:wp14="http://schemas.microsoft.com/office/word/2010/wordprocessingDrawing" xmlns:wp="http://schemas.openxmlformats.org/drawingml/2006/wordprocessingDrawing" xmlns:w10="urn:schemas-microsoft-com:office:word" xmlns:w="http://schemas.openxmlformats.org/wordprocessingml/2006/main" xmlns:w14="http://schemas.microsoft.com/office/word/2010/wordml" xmlns:w15="http://schemas.microsoft.com/office/word/2012/wordml" xmlns:w16cex="http://schemas.microsoft.com/office/word/2018/wordml/cex" xmlns:w16cid="http://schemas.microsoft.com/office/word/2016/wordml/cid" xmlns:w16="http://schemas.microsoft.com/office/word/2018/wordml" xmlns:w16sdtdh="http://schemas.microsoft.com/office/word/2020/wordml/sdtdatahash" xmlns:w16se="http://schemas.microsoft.com/office/word/2015/wordml/symex" xmlns:wpg="http://schemas.microsoft.com/office/word/2010/wordprocessingGroup" xmlns:wpi="http://schemas.microsoft.com/office/word/2010/wordprocessingInk" xmlns:wne="http://schemas.microsoft.com/office/word/2006/wordml" xmlns:wps="http://schemas.microsoft.com/office/word/2010/wordprocessingShape" mc:Ignorable="w14 w15 w16se w16cid w16 w16cex w16sdtdh wp14">
+<w:numbering xmlns:wpc="http://schemas.microsoft.com/office/word/2010/wordprocessingCanvas" xmlns:cx="http://schemas.microsoft.com/office/drawing/2014/chartex" xmlns:cx1="http://schemas.microsoft.com/office/drawing/2015/9/8/chartex" xmlns:cx2="http://schemas.microsoft.com/office/drawing/2015/10/21/chartex" xmlns:cx3="http://schemas.microsoft.com/office/drawing/2016/5/9/chartex" xmlns:cx4="http://schemas.microsoft.com/office/drawing/2016/5/10/chartex" xmlns:cx5="http://schemas.microsoft.com/office/drawing/2016/5/11/chartex" xmlns:cx6="http://schemas.microsoft.com/office/drawing/2016/5/12/chartex" xmlns:cx7="http://schemas.microsoft.com/office/drawing/2016/5/13/chartex" xmlns:cx8="http://schemas.microsoft.com/office/drawing/2016/5/14/chartex" xmlns:mc="http://schemas.openxmlformats.org/markup-compatibility/2006" xmlns:aink="http://schemas.microsoft.com/office/drawing/2016/ink" xmlns:am3d="http://schemas.microsoft.com/office/drawing/2017/model3d" xmlns:o="urn:schemas-microsoft-com:office:office" xmlns:oel="http://schemas.microsoft.com/office/2019/extlst" xmlns:r="http://schemas.openxmlformats.org/officeDocument/2006/relationships" xmlns:m="http://schemas.openxmlformats.org/officeDocument/2006/math" xmlns:v="urn:schemas-microsoft-com:vml" xmlns:wp14="http://schemas.microsoft.com/office/word/2010/wordprocessingDrawing" xmlns:wp="http://schemas.openxmlformats.org/drawingml/2006/wordprocessingDrawing" xmlns:w10="urn:schemas-microsoft-com:office:word" xmlns:w="http://schemas.openxmlformats.org/wordprocessingml/2006/main" xmlns:w14="http://schemas.microsoft.com/office/word/2010/wordml" xmlns:w15="http://schemas.microsoft.com/office/word/2012/wordml" xmlns:w16cex="http://schemas.microsoft.com/office/word/2018/wordml/cex" xmlns:w16cid="http://schemas.microsoft.com/office/word/2016/wordml/cid" xmlns:w16="http://schemas.microsoft.com/office/word/2018/wordml" xmlns:w16du="http://schemas.microsoft.com/office/word/2023/wordml/word16du" xmlns:w16sdtdh="http://schemas.microsoft.com/office/word/2020/wordml/sdtdatahash" xmlns:w16se="http://schemas.microsoft.com/office/word/2015/wordml/symex" xmlns:wpg="http://schemas.microsoft.com/office/word/2010/wordprocessingGroup" xmlns:wpi="http://schemas.microsoft.com/office/word/2010/wordprocessingInk" xmlns:wne="http://schemas.microsoft.com/office/word/2006/wordml" xmlns:wps="http://schemas.microsoft.com/office/word/2010/wordprocessingShape" mc:Ignorable="w14 w15 w16se w16cid w16 w16cex w16sdtdh w16du wp14">
   <w:abstractNum w:abstractNumId="0" w15:restartNumberingAfterBreak="0">
     <w:nsid w:val="13A00DEC"/>
     <w:multiLevelType w:val="hybridMultilevel"/>
@@ -3482,7 +3577,7 @@
 </file>
 
 <file path=word/styles.xml><?xml version="1.0" encoding="utf-8"?>
-<w:styles xmlns:mc="http://schemas.openxmlformats.org/markup-compatibility/2006" xmlns:r="http://schemas.openxmlformats.org/officeDocument/2006/relationships" xmlns:w="http://schemas.openxmlformats.org/wordprocessingml/2006/main" xmlns:w14="http://schemas.microsoft.com/office/word/2010/wordml" xmlns:w15="http://schemas.microsoft.com/office/word/2012/wordml" xmlns:w16cex="http://schemas.microsoft.com/office/word/2018/wordml/cex" xmlns:w16cid="http://schemas.microsoft.com/office/word/2016/wordml/cid" xmlns:w16="http://schemas.microsoft.com/office/word/2018/wordml" xmlns:w16sdtdh="http://schemas.microsoft.com/office/word/2020/wordml/sdtdatahash" xmlns:w16se="http://schemas.microsoft.com/office/word/2015/wordml/symex" mc:Ignorable="w14 w15 w16se w16cid w16 w16cex w16sdtdh">
+<w:styles xmlns:mc="http://schemas.openxmlformats.org/markup-compatibility/2006" xmlns:r="http://schemas.openxmlformats.org/officeDocument/2006/relationships" xmlns:w="http://schemas.openxmlformats.org/wordprocessingml/2006/main" xmlns:w14="http://schemas.microsoft.com/office/word/2010/wordml" xmlns:w15="http://schemas.microsoft.com/office/word/2012/wordml" xmlns:w16cex="http://schemas.microsoft.com/office/word/2018/wordml/cex" xmlns:w16cid="http://schemas.microsoft.com/office/word/2016/wordml/cid" xmlns:w16="http://schemas.microsoft.com/office/word/2018/wordml" xmlns:w16du="http://schemas.microsoft.com/office/word/2023/wordml/word16du" xmlns:w16sdtdh="http://schemas.microsoft.com/office/word/2020/wordml/sdtdatahash" xmlns:w16se="http://schemas.microsoft.com/office/word/2015/wordml/symex" mc:Ignorable="w14 w15 w16se w16cid w16 w16cex w16sdtdh w16du">
   <w:docDefaults>
     <w:rPrDefault>
       <w:rPr>

--- a/Courses/Software-Sciences/IT-Module-3-Web-Design/11-HTML-Exam/11.1-HTML-Exam.docx
+++ b/Courses/Software-Sciences/IT-Module-3-Web-Design/11-HTML-Exam/11.1-HTML-Exam.docx
@@ -1,6 +1,6 @@
 
 <file path=word/document.xml><?xml version="1.0" encoding="utf-8"?>
-<w:document xmlns:wpc="http://schemas.microsoft.com/office/word/2010/wordprocessingCanvas" xmlns:cx="http://schemas.microsoft.com/office/drawing/2014/chartex" xmlns:cx1="http://schemas.microsoft.com/office/drawing/2015/9/8/chartex" xmlns:cx2="http://schemas.microsoft.com/office/drawing/2015/10/21/chartex" xmlns:cx3="http://schemas.microsoft.com/office/drawing/2016/5/9/chartex" xmlns:cx4="http://schemas.microsoft.com/office/drawing/2016/5/10/chartex" xmlns:cx5="http://schemas.microsoft.com/office/drawing/2016/5/11/chartex" xmlns:cx6="http://schemas.microsoft.com/office/drawing/2016/5/12/chartex" xmlns:cx7="http://schemas.microsoft.com/office/drawing/2016/5/13/chartex" xmlns:cx8="http://schemas.microsoft.com/office/drawing/2016/5/14/chartex" xmlns:mc="http://schemas.openxmlformats.org/markup-compatibility/2006" xmlns:aink="http://schemas.microsoft.com/office/drawing/2016/ink" xmlns:am3d="http://schemas.microsoft.com/office/drawing/2017/model3d" xmlns:o="urn:schemas-microsoft-com:office:office" xmlns:oel="http://schemas.microsoft.com/office/2019/extlst" xmlns:r="http://schemas.openxmlformats.org/officeDocument/2006/relationships" xmlns:m="http://schemas.openxmlformats.org/officeDocument/2006/math" xmlns:v="urn:schemas-microsoft-com:vml" xmlns:wp14="http://schemas.microsoft.com/office/word/2010/wordprocessingDrawing" xmlns:wp="http://schemas.openxmlformats.org/drawingml/2006/wordprocessingDrawing" xmlns:w10="urn:schemas-microsoft-com:office:word" xmlns:w="http://schemas.openxmlformats.org/wordprocessingml/2006/main" xmlns:w14="http://schemas.microsoft.com/office/word/2010/wordml" xmlns:w15="http://schemas.microsoft.com/office/word/2012/wordml" xmlns:w16cex="http://schemas.microsoft.com/office/word/2018/wordml/cex" xmlns:w16cid="http://schemas.microsoft.com/office/word/2016/wordml/cid" xmlns:w16="http://schemas.microsoft.com/office/word/2018/wordml" xmlns:w16du="http://schemas.microsoft.com/office/word/2023/wordml/word16du" xmlns:w16sdtdh="http://schemas.microsoft.com/office/word/2020/wordml/sdtdatahash" xmlns:w16se="http://schemas.microsoft.com/office/word/2015/wordml/symex" xmlns:wpg="http://schemas.microsoft.com/office/word/2010/wordprocessingGroup" xmlns:wpi="http://schemas.microsoft.com/office/word/2010/wordprocessingInk" xmlns:wne="http://schemas.microsoft.com/office/word/2006/wordml" xmlns:wps="http://schemas.microsoft.com/office/word/2010/wordprocessingShape" mc:Ignorable="w14 w15 w16se w16cid w16 w16cex w16sdtdh w16du wp14">
+<w:document xmlns:wpc="http://schemas.microsoft.com/office/word/2010/wordprocessingCanvas" xmlns:cx="http://schemas.microsoft.com/office/drawing/2014/chartex" xmlns:cx1="http://schemas.microsoft.com/office/drawing/2015/9/8/chartex" xmlns:cx2="http://schemas.microsoft.com/office/drawing/2015/10/21/chartex" xmlns:cx3="http://schemas.microsoft.com/office/drawing/2016/5/9/chartex" xmlns:cx4="http://schemas.microsoft.com/office/drawing/2016/5/10/chartex" xmlns:cx5="http://schemas.microsoft.com/office/drawing/2016/5/11/chartex" xmlns:cx6="http://schemas.microsoft.com/office/drawing/2016/5/12/chartex" xmlns:cx7="http://schemas.microsoft.com/office/drawing/2016/5/13/chartex" xmlns:cx8="http://schemas.microsoft.com/office/drawing/2016/5/14/chartex" xmlns:mc="http://schemas.openxmlformats.org/markup-compatibility/2006" xmlns:aink="http://schemas.microsoft.com/office/drawing/2016/ink" xmlns:am3d="http://schemas.microsoft.com/office/drawing/2017/model3d" xmlns:o="urn:schemas-microsoft-com:office:office" xmlns:oel="http://schemas.microsoft.com/office/2019/extlst" xmlns:r="http://schemas.openxmlformats.org/officeDocument/2006/relationships" xmlns:m="http://schemas.openxmlformats.org/officeDocument/2006/math" xmlns:v="urn:schemas-microsoft-com:vml" xmlns:wp14="http://schemas.microsoft.com/office/word/2010/wordprocessingDrawing" xmlns:wp="http://schemas.openxmlformats.org/drawingml/2006/wordprocessingDrawing" xmlns:w10="urn:schemas-microsoft-com:office:word" xmlns:w="http://schemas.openxmlformats.org/wordprocessingml/2006/main" xmlns:w14="http://schemas.microsoft.com/office/word/2010/wordml" xmlns:w15="http://schemas.microsoft.com/office/word/2012/wordml" xmlns:w16cex="http://schemas.microsoft.com/office/word/2018/wordml/cex" xmlns:w16cid="http://schemas.microsoft.com/office/word/2016/wordml/cid" xmlns:w16="http://schemas.microsoft.com/office/word/2018/wordml" xmlns:w16sdtdh="http://schemas.microsoft.com/office/word/2020/wordml/sdtdatahash" xmlns:w16se="http://schemas.microsoft.com/office/word/2015/wordml/symex" xmlns:wpg="http://schemas.microsoft.com/office/word/2010/wordprocessingGroup" xmlns:wpi="http://schemas.microsoft.com/office/word/2010/wordprocessingInk" xmlns:wne="http://schemas.microsoft.com/office/word/2006/wordml" xmlns:wps="http://schemas.microsoft.com/office/word/2010/wordprocessingShape" mc:Ignorable="w14 w15 w16se w16cid w16 w16cex w16sdtdh wp14">
   <w:body>
     <w:p>
       <w:pPr>
@@ -64,9 +64,9 @@
           <w:noProof/>
         </w:rPr>
         <w:drawing>
-          <wp:inline distT="0" distB="0" distL="0" distR="0" wp14:anchorId="73F5C6D6" wp14:editId="4C8F11B9">
-            <wp:extent cx="1065886" cy="497260"/>
-            <wp:effectExtent l="0" t="0" r="1270" b="0"/>
+          <wp:inline distT="0" distB="0" distL="0" distR="0" wp14:anchorId="73F5C6D6" wp14:editId="70F2B61E">
+            <wp:extent cx="1065886" cy="477023"/>
+            <wp:effectExtent l="0" t="0" r="1270" b="5715"/>
             <wp:docPr id="470543985" name="Picture 1"/>
             <wp:cNvGraphicFramePr>
               <a:graphicFrameLocks xmlns:a="http://schemas.openxmlformats.org/drawingml/2006/main" noChangeAspect="1"/>
@@ -95,7 +95,7 @@
                   <pic:spPr bwMode="auto">
                     <a:xfrm>
                       <a:off x="0" y="0"/>
-                      <a:ext cx="1065886" cy="497260"/>
+                      <a:ext cx="1065886" cy="477023"/>
                     </a:xfrm>
                     <a:prstGeom prst="rect">
                       <a:avLst/>
@@ -1544,6 +1544,7 @@
       </w:pPr>
       <w:r>
         <w:rPr>
+          <w:noProof/>
           <w:lang w:val="bg-BG"/>
         </w:rPr>
         <w:drawing>
@@ -1912,7 +1913,7 @@
 </file>
 
 <file path=word/endnotes.xml><?xml version="1.0" encoding="utf-8"?>
-<w:endnotes xmlns:wpc="http://schemas.microsoft.com/office/word/2010/wordprocessingCanvas" xmlns:cx="http://schemas.microsoft.com/office/drawing/2014/chartex" xmlns:cx1="http://schemas.microsoft.com/office/drawing/2015/9/8/chartex" xmlns:cx2="http://schemas.microsoft.com/office/drawing/2015/10/21/chartex" xmlns:cx3="http://schemas.microsoft.com/office/drawing/2016/5/9/chartex" xmlns:cx4="http://schemas.microsoft.com/office/drawing/2016/5/10/chartex" xmlns:cx5="http://schemas.microsoft.com/office/drawing/2016/5/11/chartex" xmlns:cx6="http://schemas.microsoft.com/office/drawing/2016/5/12/chartex" xmlns:cx7="http://schemas.microsoft.com/office/drawing/2016/5/13/chartex" xmlns:cx8="http://schemas.microsoft.com/office/drawing/2016/5/14/chartex" xmlns:mc="http://schemas.openxmlformats.org/markup-compatibility/2006" xmlns:aink="http://schemas.microsoft.com/office/drawing/2016/ink" xmlns:am3d="http://schemas.microsoft.com/office/drawing/2017/model3d" xmlns:o="urn:schemas-microsoft-com:office:office" xmlns:oel="http://schemas.microsoft.com/office/2019/extlst" xmlns:r="http://schemas.openxmlformats.org/officeDocument/2006/relationships" xmlns:m="http://schemas.openxmlformats.org/officeDocument/2006/math" xmlns:v="urn:schemas-microsoft-com:vml" xmlns:wp14="http://schemas.microsoft.com/office/word/2010/wordprocessingDrawing" xmlns:wp="http://schemas.openxmlformats.org/drawingml/2006/wordprocessingDrawing" xmlns:w10="urn:schemas-microsoft-com:office:word" xmlns:w="http://schemas.openxmlformats.org/wordprocessingml/2006/main" xmlns:w14="http://schemas.microsoft.com/office/word/2010/wordml" xmlns:w15="http://schemas.microsoft.com/office/word/2012/wordml" xmlns:w16cex="http://schemas.microsoft.com/office/word/2018/wordml/cex" xmlns:w16cid="http://schemas.microsoft.com/office/word/2016/wordml/cid" xmlns:w16="http://schemas.microsoft.com/office/word/2018/wordml" xmlns:w16du="http://schemas.microsoft.com/office/word/2023/wordml/word16du" xmlns:w16sdtdh="http://schemas.microsoft.com/office/word/2020/wordml/sdtdatahash" xmlns:w16se="http://schemas.microsoft.com/office/word/2015/wordml/symex" xmlns:wpg="http://schemas.microsoft.com/office/word/2010/wordprocessingGroup" xmlns:wpi="http://schemas.microsoft.com/office/word/2010/wordprocessingInk" xmlns:wne="http://schemas.microsoft.com/office/word/2006/wordml" xmlns:wps="http://schemas.microsoft.com/office/word/2010/wordprocessingShape" mc:Ignorable="w14 w15 w16se w16cid w16 w16cex w16sdtdh w16du wp14">
+<w:endnotes xmlns:wpc="http://schemas.microsoft.com/office/word/2010/wordprocessingCanvas" xmlns:cx="http://schemas.microsoft.com/office/drawing/2014/chartex" xmlns:cx1="http://schemas.microsoft.com/office/drawing/2015/9/8/chartex" xmlns:cx2="http://schemas.microsoft.com/office/drawing/2015/10/21/chartex" xmlns:cx3="http://schemas.microsoft.com/office/drawing/2016/5/9/chartex" xmlns:cx4="http://schemas.microsoft.com/office/drawing/2016/5/10/chartex" xmlns:cx5="http://schemas.microsoft.com/office/drawing/2016/5/11/chartex" xmlns:cx6="http://schemas.microsoft.com/office/drawing/2016/5/12/chartex" xmlns:cx7="http://schemas.microsoft.com/office/drawing/2016/5/13/chartex" xmlns:cx8="http://schemas.microsoft.com/office/drawing/2016/5/14/chartex" xmlns:mc="http://schemas.openxmlformats.org/markup-compatibility/2006" xmlns:aink="http://schemas.microsoft.com/office/drawing/2016/ink" xmlns:am3d="http://schemas.microsoft.com/office/drawing/2017/model3d" xmlns:o="urn:schemas-microsoft-com:office:office" xmlns:oel="http://schemas.microsoft.com/office/2019/extlst" xmlns:r="http://schemas.openxmlformats.org/officeDocument/2006/relationships" xmlns:m="http://schemas.openxmlformats.org/officeDocument/2006/math" xmlns:v="urn:schemas-microsoft-com:vml" xmlns:wp14="http://schemas.microsoft.com/office/word/2010/wordprocessingDrawing" xmlns:wp="http://schemas.openxmlformats.org/drawingml/2006/wordprocessingDrawing" xmlns:w10="urn:schemas-microsoft-com:office:word" xmlns:w="http://schemas.openxmlformats.org/wordprocessingml/2006/main" xmlns:w14="http://schemas.microsoft.com/office/word/2010/wordml" xmlns:w15="http://schemas.microsoft.com/office/word/2012/wordml" xmlns:w16cex="http://schemas.microsoft.com/office/word/2018/wordml/cex" xmlns:w16cid="http://schemas.microsoft.com/office/word/2016/wordml/cid" xmlns:w16="http://schemas.microsoft.com/office/word/2018/wordml" xmlns:w16sdtdh="http://schemas.microsoft.com/office/word/2020/wordml/sdtdatahash" xmlns:w16se="http://schemas.microsoft.com/office/word/2015/wordml/symex" xmlns:wpg="http://schemas.microsoft.com/office/word/2010/wordprocessingGroup" xmlns:wpi="http://schemas.microsoft.com/office/word/2010/wordprocessingInk" xmlns:wne="http://schemas.microsoft.com/office/word/2006/wordml" xmlns:wps="http://schemas.microsoft.com/office/word/2010/wordprocessingShape" mc:Ignorable="w14 w15 w16se w16cid w16 w16cex w16sdtdh wp14">
   <w:endnote w:type="separator" w:id="-1">
     <w:p>
       <w:pPr>
@@ -1937,7 +1938,7 @@
 </file>
 
 <file path=word/footer1.xml><?xml version="1.0" encoding="utf-8"?>
-<w:ftr xmlns:wpc="http://schemas.microsoft.com/office/word/2010/wordprocessingCanvas" xmlns:cx="http://schemas.microsoft.com/office/drawing/2014/chartex" xmlns:cx1="http://schemas.microsoft.com/office/drawing/2015/9/8/chartex" xmlns:cx2="http://schemas.microsoft.com/office/drawing/2015/10/21/chartex" xmlns:cx3="http://schemas.microsoft.com/office/drawing/2016/5/9/chartex" xmlns:cx4="http://schemas.microsoft.com/office/drawing/2016/5/10/chartex" xmlns:cx5="http://schemas.microsoft.com/office/drawing/2016/5/11/chartex" xmlns:cx6="http://schemas.microsoft.com/office/drawing/2016/5/12/chartex" xmlns:cx7="http://schemas.microsoft.com/office/drawing/2016/5/13/chartex" xmlns:cx8="http://schemas.microsoft.com/office/drawing/2016/5/14/chartex" xmlns:mc="http://schemas.openxmlformats.org/markup-compatibility/2006" xmlns:aink="http://schemas.microsoft.com/office/drawing/2016/ink" xmlns:am3d="http://schemas.microsoft.com/office/drawing/2017/model3d" xmlns:o="urn:schemas-microsoft-com:office:office" xmlns:oel="http://schemas.microsoft.com/office/2019/extlst" xmlns:r="http://schemas.openxmlformats.org/officeDocument/2006/relationships" xmlns:m="http://schemas.openxmlformats.org/officeDocument/2006/math" xmlns:v="urn:schemas-microsoft-com:vml" xmlns:wp14="http://schemas.microsoft.com/office/word/2010/wordprocessingDrawing" xmlns:wp="http://schemas.openxmlformats.org/drawingml/2006/wordprocessingDrawing" xmlns:w10="urn:schemas-microsoft-com:office:word" xmlns:w="http://schemas.openxmlformats.org/wordprocessingml/2006/main" xmlns:w14="http://schemas.microsoft.com/office/word/2010/wordml" xmlns:w15="http://schemas.microsoft.com/office/word/2012/wordml" xmlns:w16cex="http://schemas.microsoft.com/office/word/2018/wordml/cex" xmlns:w16cid="http://schemas.microsoft.com/office/word/2016/wordml/cid" xmlns:w16="http://schemas.microsoft.com/office/word/2018/wordml" xmlns:w16du="http://schemas.microsoft.com/office/word/2023/wordml/word16du" xmlns:w16sdtdh="http://schemas.microsoft.com/office/word/2020/wordml/sdtdatahash" xmlns:w16se="http://schemas.microsoft.com/office/word/2015/wordml/symex" xmlns:wpg="http://schemas.microsoft.com/office/word/2010/wordprocessingGroup" xmlns:wpi="http://schemas.microsoft.com/office/word/2010/wordprocessingInk" xmlns:wne="http://schemas.microsoft.com/office/word/2006/wordml" xmlns:wps="http://schemas.microsoft.com/office/word/2010/wordprocessingShape" mc:Ignorable="w14 w15 w16se w16cid w16 w16cex w16sdtdh w16du wp14">
+<w:ftr xmlns:wpc="http://schemas.microsoft.com/office/word/2010/wordprocessingCanvas" xmlns:cx="http://schemas.microsoft.com/office/drawing/2014/chartex" xmlns:cx1="http://schemas.microsoft.com/office/drawing/2015/9/8/chartex" xmlns:cx2="http://schemas.microsoft.com/office/drawing/2015/10/21/chartex" xmlns:cx3="http://schemas.microsoft.com/office/drawing/2016/5/9/chartex" xmlns:cx4="http://schemas.microsoft.com/office/drawing/2016/5/10/chartex" xmlns:cx5="http://schemas.microsoft.com/office/drawing/2016/5/11/chartex" xmlns:cx6="http://schemas.microsoft.com/office/drawing/2016/5/12/chartex" xmlns:cx7="http://schemas.microsoft.com/office/drawing/2016/5/13/chartex" xmlns:cx8="http://schemas.microsoft.com/office/drawing/2016/5/14/chartex" xmlns:mc="http://schemas.openxmlformats.org/markup-compatibility/2006" xmlns:aink="http://schemas.microsoft.com/office/drawing/2016/ink" xmlns:am3d="http://schemas.microsoft.com/office/drawing/2017/model3d" xmlns:o="urn:schemas-microsoft-com:office:office" xmlns:oel="http://schemas.microsoft.com/office/2019/extlst" xmlns:r="http://schemas.openxmlformats.org/officeDocument/2006/relationships" xmlns:m="http://schemas.openxmlformats.org/officeDocument/2006/math" xmlns:v="urn:schemas-microsoft-com:vml" xmlns:wp14="http://schemas.microsoft.com/office/word/2010/wordprocessingDrawing" xmlns:wp="http://schemas.openxmlformats.org/drawingml/2006/wordprocessingDrawing" xmlns:w10="urn:schemas-microsoft-com:office:word" xmlns:w="http://schemas.openxmlformats.org/wordprocessingml/2006/main" xmlns:w14="http://schemas.microsoft.com/office/word/2010/wordml" xmlns:w15="http://schemas.microsoft.com/office/word/2012/wordml" xmlns:w16cex="http://schemas.microsoft.com/office/word/2018/wordml/cex" xmlns:w16cid="http://schemas.microsoft.com/office/word/2016/wordml/cid" xmlns:w16="http://schemas.microsoft.com/office/word/2018/wordml" xmlns:w16sdtdh="http://schemas.microsoft.com/office/word/2020/wordml/sdtdatahash" xmlns:w16se="http://schemas.microsoft.com/office/word/2015/wordml/symex" xmlns:wpg="http://schemas.microsoft.com/office/word/2010/wordprocessingGroup" xmlns:wpi="http://schemas.microsoft.com/office/word/2010/wordprocessingInk" xmlns:wne="http://schemas.microsoft.com/office/word/2006/wordml" xmlns:wps="http://schemas.microsoft.com/office/word/2010/wordprocessingShape" mc:Ignorable="w14 w15 w16se w16cid w16 w16cex w16sdtdh wp14">
   <w:p>
     <w:pPr>
       <w:pStyle w:val="Footer"/>
@@ -2279,7 +2280,7 @@
             </wp:anchor>
           </w:drawing>
         </mc:Choice>
-        <mc:Fallback>
+        <mc:Fallback xmlns:w16du="http://schemas.microsoft.com/office/word/2023/wordml/word16du">
           <w:pict>
             <v:shapetype w14:anchorId="7ACB1FAE" id="_x0000_t202" coordsize="21600,21600" o:spt="202" path="m,l,21600r21600,l21600,xe">
               <v:stroke joinstyle="miter"/>
@@ -2702,7 +2703,7 @@
             </wp:anchor>
           </w:drawing>
         </mc:Choice>
-        <mc:Fallback>
+        <mc:Fallback xmlns:w16du="http://schemas.microsoft.com/office/word/2023/wordml/word16du">
           <w:pict>
             <v:line w14:anchorId="23DA4A24" id="Straight Connector 19" o:spid="_x0000_s1026" style="position:absolute;flip:y;z-index:251659264;visibility:visible;mso-wrap-style:square;mso-width-percent:0;mso-height-percent:0;mso-wrap-distance-left:9pt;mso-wrap-distance-top:0;mso-wrap-distance-right:9pt;mso-wrap-distance-bottom:0;mso-position-horizontal:absolute;mso-position-horizontal-relative:text;mso-position-vertical:absolute;mso-position-vertical-relative:text;mso-width-percent:0;mso-height-percent:0;mso-width-relative:page;mso-height-relative:page" from="-.1pt,5.2pt" to="520.7pt,5.2pt" o:gfxdata="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" strokecolor="#974706 [1609]" strokeweight="1pt">
               <v:stroke endcap="round"/>
@@ -2925,7 +2926,7 @@
             </wp:anchor>
           </w:drawing>
         </mc:Choice>
-        <mc:Fallback>
+        <mc:Fallback xmlns:w16du="http://schemas.microsoft.com/office/word/2023/wordml/word16du">
           <w:pict>
             <v:shape w14:anchorId="0D7D8A2E" id="Text Box 4" o:spid="_x0000_s1027" type="#_x0000_t202" style="position:absolute;margin-left:444.65pt;margin-top:8.35pt;width:70.9pt;height:15.9pt;z-index:251661312;visibility:visible;mso-wrap-style:square;mso-width-percent:0;mso-height-percent:0;mso-wrap-distance-left:9pt;mso-wrap-distance-top:0;mso-wrap-distance-right:9pt;mso-wrap-distance-bottom:0;mso-position-horizontal:absolute;mso-position-horizontal-relative:text;mso-position-vertical:absolute;mso-position-vertical-relative:text;mso-width-percent:0;mso-height-percent:0;mso-width-relative:page;mso-height-relative:page;v-text-anchor:middle" o:gfxdata="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" filled="f" stroked="f" strokeweight=".5pt">
               <v:textbox inset="0,0,0,0">
@@ -3077,7 +3078,7 @@
 </file>
 
 <file path=word/footnotes.xml><?xml version="1.0" encoding="utf-8"?>
-<w:footnotes xmlns:wpc="http://schemas.microsoft.com/office/word/2010/wordprocessingCanvas" xmlns:cx="http://schemas.microsoft.com/office/drawing/2014/chartex" xmlns:cx1="http://schemas.microsoft.com/office/drawing/2015/9/8/chartex" xmlns:cx2="http://schemas.microsoft.com/office/drawing/2015/10/21/chartex" xmlns:cx3="http://schemas.microsoft.com/office/drawing/2016/5/9/chartex" xmlns:cx4="http://schemas.microsoft.com/office/drawing/2016/5/10/chartex" xmlns:cx5="http://schemas.microsoft.com/office/drawing/2016/5/11/chartex" xmlns:cx6="http://schemas.microsoft.com/office/drawing/2016/5/12/chartex" xmlns:cx7="http://schemas.microsoft.com/office/drawing/2016/5/13/chartex" xmlns:cx8="http://schemas.microsoft.com/office/drawing/2016/5/14/chartex" xmlns:mc="http://schemas.openxmlformats.org/markup-compatibility/2006" xmlns:aink="http://schemas.microsoft.com/office/drawing/2016/ink" xmlns:am3d="http://schemas.microsoft.com/office/drawing/2017/model3d" xmlns:o="urn:schemas-microsoft-com:office:office" xmlns:oel="http://schemas.microsoft.com/office/2019/extlst" xmlns:r="http://schemas.openxmlformats.org/officeDocument/2006/relationships" xmlns:m="http://schemas.openxmlformats.org/officeDocument/2006/math" xmlns:v="urn:schemas-microsoft-com:vml" xmlns:wp14="http://schemas.microsoft.com/office/word/2010/wordprocessingDrawing" xmlns:wp="http://schemas.openxmlformats.org/drawingml/2006/wordprocessingDrawing" xmlns:w10="urn:schemas-microsoft-com:office:word" xmlns:w="http://schemas.openxmlformats.org/wordprocessingml/2006/main" xmlns:w14="http://schemas.microsoft.com/office/word/2010/wordml" xmlns:w15="http://schemas.microsoft.com/office/word/2012/wordml" xmlns:w16cex="http://schemas.microsoft.com/office/word/2018/wordml/cex" xmlns:w16cid="http://schemas.microsoft.com/office/word/2016/wordml/cid" xmlns:w16="http://schemas.microsoft.com/office/word/2018/wordml" xmlns:w16du="http://schemas.microsoft.com/office/word/2023/wordml/word16du" xmlns:w16sdtdh="http://schemas.microsoft.com/office/word/2020/wordml/sdtdatahash" xmlns:w16se="http://schemas.microsoft.com/office/word/2015/wordml/symex" xmlns:wpg="http://schemas.microsoft.com/office/word/2010/wordprocessingGroup" xmlns:wpi="http://schemas.microsoft.com/office/word/2010/wordprocessingInk" xmlns:wne="http://schemas.microsoft.com/office/word/2006/wordml" xmlns:wps="http://schemas.microsoft.com/office/word/2010/wordprocessingShape" mc:Ignorable="w14 w15 w16se w16cid w16 w16cex w16sdtdh w16du wp14">
+<w:footnotes xmlns:wpc="http://schemas.microsoft.com/office/word/2010/wordprocessingCanvas" xmlns:cx="http://schemas.microsoft.com/office/drawing/2014/chartex" xmlns:cx1="http://schemas.microsoft.com/office/drawing/2015/9/8/chartex" xmlns:cx2="http://schemas.microsoft.com/office/drawing/2015/10/21/chartex" xmlns:cx3="http://schemas.microsoft.com/office/drawing/2016/5/9/chartex" xmlns:cx4="http://schemas.microsoft.com/office/drawing/2016/5/10/chartex" xmlns:cx5="http://schemas.microsoft.com/office/drawing/2016/5/11/chartex" xmlns:cx6="http://schemas.microsoft.com/office/drawing/2016/5/12/chartex" xmlns:cx7="http://schemas.microsoft.com/office/drawing/2016/5/13/chartex" xmlns:cx8="http://schemas.microsoft.com/office/drawing/2016/5/14/chartex" xmlns:mc="http://schemas.openxmlformats.org/markup-compatibility/2006" xmlns:aink="http://schemas.microsoft.com/office/drawing/2016/ink" xmlns:am3d="http://schemas.microsoft.com/office/drawing/2017/model3d" xmlns:o="urn:schemas-microsoft-com:office:office" xmlns:oel="http://schemas.microsoft.com/office/2019/extlst" xmlns:r="http://schemas.openxmlformats.org/officeDocument/2006/relationships" xmlns:m="http://schemas.openxmlformats.org/officeDocument/2006/math" xmlns:v="urn:schemas-microsoft-com:vml" xmlns:wp14="http://schemas.microsoft.com/office/word/2010/wordprocessingDrawing" xmlns:wp="http://schemas.openxmlformats.org/drawingml/2006/wordprocessingDrawing" xmlns:w10="urn:schemas-microsoft-com:office:word" xmlns:w="http://schemas.openxmlformats.org/wordprocessingml/2006/main" xmlns:w14="http://schemas.microsoft.com/office/word/2010/wordml" xmlns:w15="http://schemas.microsoft.com/office/word/2012/wordml" xmlns:w16cex="http://schemas.microsoft.com/office/word/2018/wordml/cex" xmlns:w16cid="http://schemas.microsoft.com/office/word/2016/wordml/cid" xmlns:w16="http://schemas.microsoft.com/office/word/2018/wordml" xmlns:w16sdtdh="http://schemas.microsoft.com/office/word/2020/wordml/sdtdatahash" xmlns:w16se="http://schemas.microsoft.com/office/word/2015/wordml/symex" xmlns:wpg="http://schemas.microsoft.com/office/word/2010/wordprocessingGroup" xmlns:wpi="http://schemas.microsoft.com/office/word/2010/wordprocessingInk" xmlns:wne="http://schemas.microsoft.com/office/word/2006/wordml" xmlns:wps="http://schemas.microsoft.com/office/word/2010/wordprocessingShape" mc:Ignorable="w14 w15 w16se w16cid w16 w16cex w16sdtdh wp14">
   <w:footnote w:type="separator" w:id="-1">
     <w:p>
       <w:pPr>
@@ -3102,7 +3103,7 @@
 </file>
 
 <file path=word/header1.xml><?xml version="1.0" encoding="utf-8"?>
-<w:hdr xmlns:wpc="http://schemas.microsoft.com/office/word/2010/wordprocessingCanvas" xmlns:cx="http://schemas.microsoft.com/office/drawing/2014/chartex" xmlns:cx1="http://schemas.microsoft.com/office/drawing/2015/9/8/chartex" xmlns:cx2="http://schemas.microsoft.com/office/drawing/2015/10/21/chartex" xmlns:cx3="http://schemas.microsoft.com/office/drawing/2016/5/9/chartex" xmlns:cx4="http://schemas.microsoft.com/office/drawing/2016/5/10/chartex" xmlns:cx5="http://schemas.microsoft.com/office/drawing/2016/5/11/chartex" xmlns:cx6="http://schemas.microsoft.com/office/drawing/2016/5/12/chartex" xmlns:cx7="http://schemas.microsoft.com/office/drawing/2016/5/13/chartex" xmlns:cx8="http://schemas.microsoft.com/office/drawing/2016/5/14/chartex" xmlns:mc="http://schemas.openxmlformats.org/markup-compatibility/2006" xmlns:aink="http://schemas.microsoft.com/office/drawing/2016/ink" xmlns:am3d="http://schemas.microsoft.com/office/drawing/2017/model3d" xmlns:o="urn:schemas-microsoft-com:office:office" xmlns:oel="http://schemas.microsoft.com/office/2019/extlst" xmlns:r="http://schemas.openxmlformats.org/officeDocument/2006/relationships" xmlns:m="http://schemas.openxmlformats.org/officeDocument/2006/math" xmlns:v="urn:schemas-microsoft-com:vml" xmlns:wp14="http://schemas.microsoft.com/office/word/2010/wordprocessingDrawing" xmlns:wp="http://schemas.openxmlformats.org/drawingml/2006/wordprocessingDrawing" xmlns:w10="urn:schemas-microsoft-com:office:word" xmlns:w="http://schemas.openxmlformats.org/wordprocessingml/2006/main" xmlns:w14="http://schemas.microsoft.com/office/word/2010/wordml" xmlns:w15="http://schemas.microsoft.com/office/word/2012/wordml" xmlns:w16cex="http://schemas.microsoft.com/office/word/2018/wordml/cex" xmlns:w16cid="http://schemas.microsoft.com/office/word/2016/wordml/cid" xmlns:w16="http://schemas.microsoft.com/office/word/2018/wordml" xmlns:w16du="http://schemas.microsoft.com/office/word/2023/wordml/word16du" xmlns:w16sdtdh="http://schemas.microsoft.com/office/word/2020/wordml/sdtdatahash" xmlns:w16se="http://schemas.microsoft.com/office/word/2015/wordml/symex" xmlns:wpg="http://schemas.microsoft.com/office/word/2010/wordprocessingGroup" xmlns:wpi="http://schemas.microsoft.com/office/word/2010/wordprocessingInk" xmlns:wne="http://schemas.microsoft.com/office/word/2006/wordml" xmlns:wps="http://schemas.microsoft.com/office/word/2010/wordprocessingShape" mc:Ignorable="w14 w15 w16se w16cid w16 w16cex w16sdtdh w16du wp14">
+<w:hdr xmlns:wpc="http://schemas.microsoft.com/office/word/2010/wordprocessingCanvas" xmlns:cx="http://schemas.microsoft.com/office/drawing/2014/chartex" xmlns:cx1="http://schemas.microsoft.com/office/drawing/2015/9/8/chartex" xmlns:cx2="http://schemas.microsoft.com/office/drawing/2015/10/21/chartex" xmlns:cx3="http://schemas.microsoft.com/office/drawing/2016/5/9/chartex" xmlns:cx4="http://schemas.microsoft.com/office/drawing/2016/5/10/chartex" xmlns:cx5="http://schemas.microsoft.com/office/drawing/2016/5/11/chartex" xmlns:cx6="http://schemas.microsoft.com/office/drawing/2016/5/12/chartex" xmlns:cx7="http://schemas.microsoft.com/office/drawing/2016/5/13/chartex" xmlns:cx8="http://schemas.microsoft.com/office/drawing/2016/5/14/chartex" xmlns:mc="http://schemas.openxmlformats.org/markup-compatibility/2006" xmlns:aink="http://schemas.microsoft.com/office/drawing/2016/ink" xmlns:am3d="http://schemas.microsoft.com/office/drawing/2017/model3d" xmlns:o="urn:schemas-microsoft-com:office:office" xmlns:oel="http://schemas.microsoft.com/office/2019/extlst" xmlns:r="http://schemas.openxmlformats.org/officeDocument/2006/relationships" xmlns:m="http://schemas.openxmlformats.org/officeDocument/2006/math" xmlns:v="urn:schemas-microsoft-com:vml" xmlns:wp14="http://schemas.microsoft.com/office/word/2010/wordprocessingDrawing" xmlns:wp="http://schemas.openxmlformats.org/drawingml/2006/wordprocessingDrawing" xmlns:w10="urn:schemas-microsoft-com:office:word" xmlns:w="http://schemas.openxmlformats.org/wordprocessingml/2006/main" xmlns:w14="http://schemas.microsoft.com/office/word/2010/wordml" xmlns:w15="http://schemas.microsoft.com/office/word/2012/wordml" xmlns:w16cex="http://schemas.microsoft.com/office/word/2018/wordml/cex" xmlns:w16cid="http://schemas.microsoft.com/office/word/2016/wordml/cid" xmlns:w16="http://schemas.microsoft.com/office/word/2018/wordml" xmlns:w16sdtdh="http://schemas.microsoft.com/office/word/2020/wordml/sdtdatahash" xmlns:w16se="http://schemas.microsoft.com/office/word/2015/wordml/symex" xmlns:wpg="http://schemas.microsoft.com/office/word/2010/wordprocessingGroup" xmlns:wpi="http://schemas.microsoft.com/office/word/2010/wordprocessingInk" xmlns:wne="http://schemas.microsoft.com/office/word/2006/wordml" xmlns:wps="http://schemas.microsoft.com/office/word/2010/wordprocessingShape" mc:Ignorable="w14 w15 w16se w16cid w16 w16cex w16sdtdh wp14">
   <w:p>
     <w:pPr>
       <w:pStyle w:val="Header"/>
@@ -3113,7 +3114,7 @@
 </file>
 
 <file path=word/numbering.xml><?xml version="1.0" encoding="utf-8"?>
-<w:numbering xmlns:wpc="http://schemas.microsoft.com/office/word/2010/wordprocessingCanvas" xmlns:cx="http://schemas.microsoft.com/office/drawing/2014/chartex" xmlns:cx1="http://schemas.microsoft.com/office/drawing/2015/9/8/chartex" xmlns:cx2="http://schemas.microsoft.com/office/drawing/2015/10/21/chartex" xmlns:cx3="http://schemas.microsoft.com/office/drawing/2016/5/9/chartex" xmlns:cx4="http://schemas.microsoft.com/office/drawing/2016/5/10/chartex" xmlns:cx5="http://schemas.microsoft.com/office/drawing/2016/5/11/chartex" xmlns:cx6="http://schemas.microsoft.com/office/drawing/2016/5/12/chartex" xmlns:cx7="http://schemas.microsoft.com/office/drawing/2016/5/13/chartex" xmlns:cx8="http://schemas.microsoft.com/office/drawing/2016/5/14/chartex" xmlns:mc="http://schemas.openxmlformats.org/markup-compatibility/2006" xmlns:aink="http://schemas.microsoft.com/office/drawing/2016/ink" xmlns:am3d="http://schemas.microsoft.com/office/drawing/2017/model3d" xmlns:o="urn:schemas-microsoft-com:office:office" xmlns:oel="http://schemas.microsoft.com/office/2019/extlst" xmlns:r="http://schemas.openxmlformats.org/officeDocument/2006/relationships" xmlns:m="http://schemas.openxmlformats.org/officeDocument/2006/math" xmlns:v="urn:schemas-microsoft-com:vml" xmlns:wp14="http://schemas.microsoft.com/office/word/2010/wordprocessingDrawing" xmlns:wp="http://schemas.openxmlformats.org/drawingml/2006/wordprocessingDrawing" xmlns:w10="urn:schemas-microsoft-com:office:word" xmlns:w="http://schemas.openxmlformats.org/wordprocessingml/2006/main" xmlns:w14="http://schemas.microsoft.com/office/word/2010/wordml" xmlns:w15="http://schemas.microsoft.com/office/word/2012/wordml" xmlns:w16cex="http://schemas.microsoft.com/office/word/2018/wordml/cex" xmlns:w16cid="http://schemas.microsoft.com/office/word/2016/wordml/cid" xmlns:w16="http://schemas.microsoft.com/office/word/2018/wordml" xmlns:w16du="http://schemas.microsoft.com/office/word/2023/wordml/word16du" xmlns:w16sdtdh="http://schemas.microsoft.com/office/word/2020/wordml/sdtdatahash" xmlns:w16se="http://schemas.microsoft.com/office/word/2015/wordml/symex" xmlns:wpg="http://schemas.microsoft.com/office/word/2010/wordprocessingGroup" xmlns:wpi="http://schemas.microsoft.com/office/word/2010/wordprocessingInk" xmlns:wne="http://schemas.microsoft.com/office/word/2006/wordml" xmlns:wps="http://schemas.microsoft.com/office/word/2010/wordprocessingShape" mc:Ignorable="w14 w15 w16se w16cid w16 w16cex w16sdtdh w16du wp14">
+<w:numbering xmlns:wpc="http://schemas.microsoft.com/office/word/2010/wordprocessingCanvas" xmlns:cx="http://schemas.microsoft.com/office/drawing/2014/chartex" xmlns:cx1="http://schemas.microsoft.com/office/drawing/2015/9/8/chartex" xmlns:cx2="http://schemas.microsoft.com/office/drawing/2015/10/21/chartex" xmlns:cx3="http://schemas.microsoft.com/office/drawing/2016/5/9/chartex" xmlns:cx4="http://schemas.microsoft.com/office/drawing/2016/5/10/chartex" xmlns:cx5="http://schemas.microsoft.com/office/drawing/2016/5/11/chartex" xmlns:cx6="http://schemas.microsoft.com/office/drawing/2016/5/12/chartex" xmlns:cx7="http://schemas.microsoft.com/office/drawing/2016/5/13/chartex" xmlns:cx8="http://schemas.microsoft.com/office/drawing/2016/5/14/chartex" xmlns:mc="http://schemas.openxmlformats.org/markup-compatibility/2006" xmlns:aink="http://schemas.microsoft.com/office/drawing/2016/ink" xmlns:am3d="http://schemas.microsoft.com/office/drawing/2017/model3d" xmlns:o="urn:schemas-microsoft-com:office:office" xmlns:oel="http://schemas.microsoft.com/office/2019/extlst" xmlns:r="http://schemas.openxmlformats.org/officeDocument/2006/relationships" xmlns:m="http://schemas.openxmlformats.org/officeDocument/2006/math" xmlns:v="urn:schemas-microsoft-com:vml" xmlns:wp14="http://schemas.microsoft.com/office/word/2010/wordprocessingDrawing" xmlns:wp="http://schemas.openxmlformats.org/drawingml/2006/wordprocessingDrawing" xmlns:w10="urn:schemas-microsoft-com:office:word" xmlns:w="http://schemas.openxmlformats.org/wordprocessingml/2006/main" xmlns:w14="http://schemas.microsoft.com/office/word/2010/wordml" xmlns:w15="http://schemas.microsoft.com/office/word/2012/wordml" xmlns:w16cex="http://schemas.microsoft.com/office/word/2018/wordml/cex" xmlns:w16cid="http://schemas.microsoft.com/office/word/2016/wordml/cid" xmlns:w16="http://schemas.microsoft.com/office/word/2018/wordml" xmlns:w16sdtdh="http://schemas.microsoft.com/office/word/2020/wordml/sdtdatahash" xmlns:w16se="http://schemas.microsoft.com/office/word/2015/wordml/symex" xmlns:wpg="http://schemas.microsoft.com/office/word/2010/wordprocessingGroup" xmlns:wpi="http://schemas.microsoft.com/office/word/2010/wordprocessingInk" xmlns:wne="http://schemas.microsoft.com/office/word/2006/wordml" xmlns:wps="http://schemas.microsoft.com/office/word/2010/wordprocessingShape" mc:Ignorable="w14 w15 w16se w16cid w16 w16cex w16sdtdh wp14">
   <w:abstractNum w:abstractNumId="0" w15:restartNumberingAfterBreak="0">
     <w:nsid w:val="13A00DEC"/>
     <w:multiLevelType w:val="hybridMultilevel"/>
@@ -3577,7 +3578,7 @@
 </file>
 
 <file path=word/styles.xml><?xml version="1.0" encoding="utf-8"?>
-<w:styles xmlns:mc="http://schemas.openxmlformats.org/markup-compatibility/2006" xmlns:r="http://schemas.openxmlformats.org/officeDocument/2006/relationships" xmlns:w="http://schemas.openxmlformats.org/wordprocessingml/2006/main" xmlns:w14="http://schemas.microsoft.com/office/word/2010/wordml" xmlns:w15="http://schemas.microsoft.com/office/word/2012/wordml" xmlns:w16cex="http://schemas.microsoft.com/office/word/2018/wordml/cex" xmlns:w16cid="http://schemas.microsoft.com/office/word/2016/wordml/cid" xmlns:w16="http://schemas.microsoft.com/office/word/2018/wordml" xmlns:w16du="http://schemas.microsoft.com/office/word/2023/wordml/word16du" xmlns:w16sdtdh="http://schemas.microsoft.com/office/word/2020/wordml/sdtdatahash" xmlns:w16se="http://schemas.microsoft.com/office/word/2015/wordml/symex" mc:Ignorable="w14 w15 w16se w16cid w16 w16cex w16sdtdh w16du">
+<w:styles xmlns:mc="http://schemas.openxmlformats.org/markup-compatibility/2006" xmlns:r="http://schemas.openxmlformats.org/officeDocument/2006/relationships" xmlns:w="http://schemas.openxmlformats.org/wordprocessingml/2006/main" xmlns:w14="http://schemas.microsoft.com/office/word/2010/wordml" xmlns:w15="http://schemas.microsoft.com/office/word/2012/wordml" xmlns:w16cex="http://schemas.microsoft.com/office/word/2018/wordml/cex" xmlns:w16cid="http://schemas.microsoft.com/office/word/2016/wordml/cid" xmlns:w16="http://schemas.microsoft.com/office/word/2018/wordml" xmlns:w16sdtdh="http://schemas.microsoft.com/office/word/2020/wordml/sdtdatahash" xmlns:w16se="http://schemas.microsoft.com/office/word/2015/wordml/symex" mc:Ignorable="w14 w15 w16se w16cid w16 w16cex w16sdtdh">
   <w:docDefaults>
     <w:rPrDefault>
       <w:rPr>
